--- a/D25IT137.docx
+++ b/D25IT137.docx
@@ -63,27 +63,89 @@
           <w:sz w:val="32"/>
         </w:rPr>
       </w:pPr>
-      <w:r>
+    </w:p>
+    <w:p>
+      <w:pPr>
+        <w:ind w:left="434" w:right="62"/>
+        <w:jc w:val="center"/>
         <w:rPr>
           <w:b/>
           <w:sz w:val="32"/>
         </w:rPr>
-        <w:t>Practical-3</w:t>
+      </w:pPr>
+      <w:r>
+        <w:rPr>
+          <w:b/>
+          <w:sz w:val="32"/>
+        </w:rPr>
+        <w:t>Assignment</w:t>
+      </w:r>
+      <w:r>
+        <w:rPr>
+          <w:b/>
+          <w:sz w:val="32"/>
+        </w:rPr>
+        <w:t>-</w:t>
+      </w:r>
+      <w:r>
+        <w:rPr>
+          <w:b/>
+          <w:sz w:val="32"/>
+        </w:rPr>
+        <w:t>1</w:t>
       </w:r>
     </w:p>
     <w:p>
       <w:pPr>
         <w:ind w:left="434" w:right="62"/>
-        <w:jc w:val="both"/>
-        <w:rPr>
-          <w:b/>
-          <w:sz w:val="28"/>
-        </w:rPr>
-      </w:pPr>
+        <w:jc w:val="center"/>
+        <w:rPr>
+          <w:rFonts w:ascii="Times New Roman" w:hAnsi="Times New Roman" w:cs="Times New Roman"/>
+          <w:b/>
+          <w:sz w:val="24"/>
+        </w:rPr>
+      </w:pPr>
+      <w:r>
+        <w:rPr>
+          <w:rFonts w:ascii="Times New Roman" w:hAnsi="Times New Roman" w:cs="Times New Roman"/>
+          <w:b/>
+          <w:sz w:val="24"/>
+        </w:rPr>
+        <w:t>Richardson Maturity Model</w:t>
+      </w:r>
+      <w:r>
+        <w:rPr>
+          <w:rFonts w:ascii="Times New Roman" w:hAnsi="Times New Roman" w:cs="Times New Roman"/>
+          <w:b/>
+          <w:sz w:val="24"/>
+        </w:rPr>
+        <w:t xml:space="preserve"> (Level 0 - 3)</w:t>
+      </w:r>
     </w:p>
     <w:p>
       <w:pPr>
         <w:ind w:left="434" w:right="62"/>
+        <w:jc w:val="center"/>
+        <w:rPr>
+          <w:rFonts w:ascii="Times New Roman" w:hAnsi="Times New Roman" w:cs="Times New Roman"/>
+          <w:b/>
+          <w:sz w:val="24"/>
+        </w:rPr>
+      </w:pPr>
+    </w:p>
+    <w:p>
+      <w:pPr>
+        <w:ind w:left="434" w:right="62"/>
+        <w:jc w:val="both"/>
+        <w:rPr>
+          <w:b/>
+          <w:sz w:val="28"/>
+        </w:rPr>
+      </w:pPr>
+    </w:p>
+    <w:p>
+      <w:pPr>
+        <w:ind w:right="62"/>
         <w:jc w:val="both"/>
         <w:rPr>
           <w:sz w:val="28"/>
@@ -108,36 +170,103 @@
         <w:ind w:left="434" w:right="62"/>
         <w:jc w:val="both"/>
         <w:rPr>
-          <w:rFonts w:ascii="Times New Roman" w:hAnsi="Times New Roman" w:cs="Times New Roman"/>
-          <w:sz w:val="24"/>
-        </w:rPr>
-      </w:pPr>
-      <w:r>
-        <w:rPr>
-          <w:rFonts w:ascii="Times New Roman" w:hAnsi="Times New Roman" w:cs="Times New Roman"/>
-          <w:sz w:val="24"/>
-        </w:rPr>
-        <w:t xml:space="preserve">• Integrate a public REST API (e.g., </w:t>
-      </w:r>
-      <w:proofErr w:type="spellStart"/>
-      <w:r>
-        <w:rPr>
-          <w:rFonts w:ascii="Times New Roman" w:hAnsi="Times New Roman" w:cs="Times New Roman"/>
-          <w:sz w:val="24"/>
-        </w:rPr>
-        <w:t>GitHub</w:t>
-      </w:r>
-      <w:proofErr w:type="spellEnd"/>
-      <w:r>
-        <w:rPr>
-          <w:rFonts w:ascii="Times New Roman" w:hAnsi="Times New Roman" w:cs="Times New Roman"/>
-          <w:sz w:val="24"/>
-        </w:rPr>
-        <w:t xml:space="preserve"> API) into the portfolio</w:t>
-      </w:r>
-    </w:p>
-    <w:p>
-      <w:pPr>
+          <w:sz w:val="28"/>
+        </w:rPr>
+      </w:pPr>
+    </w:p>
+    <w:p>
+      <w:pPr>
+        <w:pStyle w:val="ListParagraph"/>
+        <w:numPr>
+          <w:ilvl w:val="0"/>
+          <w:numId w:val="9"/>
+        </w:numPr>
+        <w:ind w:right="62"/>
+        <w:jc w:val="both"/>
+        <w:rPr>
+          <w:rFonts w:ascii="Times New Roman" w:hAnsi="Times New Roman" w:cs="Times New Roman"/>
+          <w:sz w:val="24"/>
+        </w:rPr>
+      </w:pPr>
+      <w:r>
+        <w:rPr>
+          <w:rFonts w:ascii="Times New Roman" w:hAnsi="Times New Roman" w:cs="Times New Roman"/>
+          <w:sz w:val="24"/>
+        </w:rPr>
+        <w:t xml:space="preserve">Evaluate the Task Management API built in Practical 4 against the Richardson Maturity Model. </w:t>
+      </w:r>
+    </w:p>
+    <w:p>
+      <w:pPr>
+        <w:pStyle w:val="ListParagraph"/>
+        <w:numPr>
+          <w:ilvl w:val="0"/>
+          <w:numId w:val="9"/>
+        </w:numPr>
+        <w:ind w:right="62"/>
+        <w:jc w:val="both"/>
+        <w:rPr>
+          <w:rFonts w:ascii="Times New Roman" w:hAnsi="Times New Roman" w:cs="Times New Roman"/>
+          <w:sz w:val="24"/>
+        </w:rPr>
+      </w:pPr>
+      <w:r>
+        <w:rPr>
+          <w:rFonts w:ascii="Times New Roman" w:hAnsi="Times New Roman" w:cs="Times New Roman"/>
+          <w:sz w:val="24"/>
+        </w:rPr>
+        <w:t>Identify which level (0, 1, 2, or 3) the current API satisfies and justify your answer.</w:t>
+      </w:r>
+    </w:p>
+    <w:p>
+      <w:pPr>
+        <w:pStyle w:val="ListParagraph"/>
+        <w:numPr>
+          <w:ilvl w:val="0"/>
+          <w:numId w:val="9"/>
+        </w:numPr>
+        <w:ind w:right="62"/>
+        <w:jc w:val="both"/>
+        <w:rPr>
+          <w:rFonts w:ascii="Times New Roman" w:hAnsi="Times New Roman" w:cs="Times New Roman"/>
+          <w:sz w:val="24"/>
+        </w:rPr>
+      </w:pPr>
+      <w:r>
+        <w:rPr>
+          <w:rFonts w:ascii="Times New Roman" w:hAnsi="Times New Roman" w:cs="Times New Roman"/>
+          <w:sz w:val="24"/>
+        </w:rPr>
+        <w:t xml:space="preserve">Improve the API to reach at least Level 2 if it does not already satisfy it. </w:t>
+      </w:r>
+    </w:p>
+    <w:p>
+      <w:pPr>
+        <w:pStyle w:val="ListParagraph"/>
+        <w:numPr>
+          <w:ilvl w:val="0"/>
+          <w:numId w:val="9"/>
+        </w:numPr>
+        <w:ind w:right="62"/>
+        <w:jc w:val="both"/>
+        <w:rPr>
+          <w:rFonts w:ascii="Times New Roman" w:hAnsi="Times New Roman" w:cs="Times New Roman"/>
+          <w:sz w:val="28"/>
+        </w:rPr>
+      </w:pPr>
+      <w:r>
+        <w:rPr>
+          <w:rFonts w:ascii="Times New Roman" w:hAnsi="Times New Roman" w:cs="Times New Roman"/>
+          <w:sz w:val="24"/>
+        </w:rPr>
+        <w:t>Document the evaluation and improvement in a MATURITY.md file in your assignment repository.</w:t>
+      </w:r>
+    </w:p>
+    <w:p>
+      <w:pPr>
+        <w:tabs>
+          <w:tab w:val="left" w:pos="5442"/>
+        </w:tabs>
         <w:ind w:left="434" w:right="62"/>
         <w:jc w:val="both"/>
         <w:rPr>
@@ -145,22 +274,201 @@
           <w:sz w:val="24"/>
         </w:rPr>
       </w:pPr>
+      <w:r>
+        <w:rPr>
+          <w:rFonts w:ascii="Times New Roman" w:hAnsi="Times New Roman" w:cs="Times New Roman"/>
+          <w:sz w:val="24"/>
+        </w:rPr>
+        <w:tab/>
+      </w:r>
+    </w:p>
+    <w:p>
+      <w:pPr>
+        <w:tabs>
+          <w:tab w:val="left" w:pos="5442"/>
+        </w:tabs>
+        <w:ind w:left="434" w:right="62"/>
+        <w:jc w:val="both"/>
+        <w:rPr>
+          <w:rFonts w:ascii="Times New Roman" w:hAnsi="Times New Roman" w:cs="Times New Roman"/>
+          <w:sz w:val="24"/>
+        </w:rPr>
+      </w:pPr>
+    </w:p>
+    <w:p>
+      <w:pPr>
+        <w:tabs>
+          <w:tab w:val="left" w:pos="5442"/>
+        </w:tabs>
+        <w:ind w:left="434" w:right="62"/>
+        <w:jc w:val="both"/>
+        <w:rPr>
+          <w:rFonts w:ascii="Times New Roman" w:hAnsi="Times New Roman" w:cs="Times New Roman"/>
+          <w:sz w:val="24"/>
+        </w:rPr>
+      </w:pPr>
+    </w:p>
+    <w:p>
+      <w:pPr>
+        <w:ind w:left="434" w:right="62"/>
+        <w:jc w:val="both"/>
+        <w:rPr>
+          <w:rFonts w:ascii="Times New Roman" w:hAnsi="Times New Roman" w:cs="Times New Roman"/>
+          <w:b/>
+          <w:color w:val="000000" w:themeColor="text1"/>
+          <w:sz w:val="32"/>
+        </w:rPr>
+      </w:pPr>
+    </w:p>
+    <w:p>
+      <w:pPr>
+        <w:ind w:right="62"/>
+        <w:jc w:val="both"/>
+        <w:rPr>
+          <w:rFonts w:ascii="Times New Roman" w:hAnsi="Times New Roman" w:cs="Times New Roman"/>
+          <w:b/>
+          <w:color w:val="000000" w:themeColor="text1"/>
+          <w:sz w:val="28"/>
+        </w:rPr>
+      </w:pPr>
+      <w:r>
+        <w:rPr>
+          <w:rFonts w:ascii="Times New Roman" w:hAnsi="Times New Roman" w:cs="Times New Roman"/>
+          <w:b/>
+          <w:color w:val="000000" w:themeColor="text1"/>
+          <w:sz w:val="28"/>
+        </w:rPr>
+        <w:t>Evaluation Conclusion &amp; Level 2 Justification</w:t>
+      </w:r>
+      <w:r>
+        <w:rPr>
+          <w:rFonts w:ascii="Times New Roman" w:hAnsi="Times New Roman" w:cs="Times New Roman"/>
+          <w:b/>
+          <w:color w:val="000000" w:themeColor="text1"/>
+          <w:sz w:val="28"/>
+        </w:rPr>
+        <w:t>:</w:t>
+      </w:r>
+    </w:p>
+    <w:p>
+      <w:pPr>
+        <w:ind w:left="434" w:right="62"/>
+        <w:jc w:val="both"/>
+        <w:rPr>
+          <w:rFonts w:ascii="Times New Roman" w:hAnsi="Times New Roman" w:cs="Times New Roman"/>
+          <w:b/>
+          <w:color w:val="000000" w:themeColor="text1"/>
+          <w:sz w:val="28"/>
+        </w:rPr>
+      </w:pPr>
+    </w:p>
+    <w:p>
+      <w:pPr>
+        <w:ind w:left="360"/>
+        <w:rPr>
+          <w:rFonts w:ascii="Times New Roman" w:hAnsi="Times New Roman" w:cs="Times New Roman"/>
+          <w:sz w:val="24"/>
+        </w:rPr>
+      </w:pPr>
+      <w:r>
+        <w:rPr>
+          <w:rFonts w:ascii="Times New Roman" w:hAnsi="Times New Roman" w:cs="Times New Roman"/>
+          <w:sz w:val="24"/>
+        </w:rPr>
+        <w:t>The Task Management API built in Practical 4 satisfies Level 2 of the Richardson Maturity Model based on the following criteria:</w:t>
+      </w:r>
+    </w:p>
+    <w:p>
+      <w:pPr>
+        <w:pStyle w:val="ListBullet"/>
+        <w:tabs>
+          <w:tab w:val="clear" w:pos="360"/>
+          <w:tab w:val="num" w:pos="720"/>
+        </w:tabs>
+        <w:ind w:left="720"/>
+        <w:rPr>
+          <w:rFonts w:ascii="Times New Roman" w:hAnsi="Times New Roman" w:cs="Times New Roman"/>
+          <w:color w:val="000000" w:themeColor="text1"/>
+          <w:sz w:val="24"/>
+        </w:rPr>
+      </w:pPr>
+      <w:r>
+        <w:rPr>
+          <w:rFonts w:ascii="Times New Roman" w:hAnsi="Times New Roman" w:cs="Times New Roman"/>
+          <w:color w:val="000000" w:themeColor="text1"/>
+          <w:sz w:val="24"/>
+        </w:rPr>
+        <w:t>1. HTTP Verbs Mapping: GET /tasks retrieves the task list safely. GET /tasks/</w:t>
+      </w:r>
       <w:proofErr w:type="gramStart"/>
       <w:r>
         <w:rPr>
           <w:rFonts w:ascii="Times New Roman" w:hAnsi="Times New Roman" w:cs="Times New Roman"/>
-          <w:sz w:val="24"/>
-        </w:rPr>
-        <w:t>application</w:t>
+          <w:color w:val="000000" w:themeColor="text1"/>
+          <w:sz w:val="24"/>
+        </w:rPr>
+        <w:t>:id</w:t>
       </w:r>
       <w:proofErr w:type="gramEnd"/>
       <w:r>
         <w:rPr>
           <w:rFonts w:ascii="Times New Roman" w:hAnsi="Times New Roman" w:cs="Times New Roman"/>
-          <w:sz w:val="24"/>
-        </w:rPr>
-        <w:t xml:space="preserve"> to fetch and display a list of repositories dynamically.</w:t>
-      </w:r>
+          <w:color w:val="000000" w:themeColor="text1"/>
+          <w:sz w:val="24"/>
+        </w:rPr>
+        <w:t xml:space="preserve"> fetches a specific task. POST /tasks creates a new task. PUT /tasks/</w:t>
+      </w:r>
+      <w:proofErr w:type="gramStart"/>
+      <w:r>
+        <w:rPr>
+          <w:rFonts w:ascii="Times New Roman" w:hAnsi="Times New Roman" w:cs="Times New Roman"/>
+          <w:color w:val="000000" w:themeColor="text1"/>
+          <w:sz w:val="24"/>
+        </w:rPr>
+        <w:t>:id</w:t>
+      </w:r>
+      <w:proofErr w:type="gramEnd"/>
+      <w:r>
+        <w:rPr>
+          <w:rFonts w:ascii="Times New Roman" w:hAnsi="Times New Roman" w:cs="Times New Roman"/>
+          <w:color w:val="000000" w:themeColor="text1"/>
+          <w:sz w:val="24"/>
+        </w:rPr>
+        <w:t xml:space="preserve"> updates an existing task, and DELETE /tasks/:id removes a task.</w:t>
+      </w:r>
+    </w:p>
+    <w:p>
+      <w:pPr>
+        <w:pStyle w:val="ListBullet"/>
+        <w:tabs>
+          <w:tab w:val="clear" w:pos="360"/>
+          <w:tab w:val="num" w:pos="720"/>
+        </w:tabs>
+        <w:ind w:left="720"/>
+        <w:rPr>
+          <w:rFonts w:ascii="Times New Roman" w:hAnsi="Times New Roman" w:cs="Times New Roman"/>
+          <w:color w:val="000000" w:themeColor="text1"/>
+          <w:sz w:val="24"/>
+        </w:rPr>
+      </w:pPr>
+      <w:r>
+        <w:rPr>
+          <w:rFonts w:ascii="Times New Roman" w:hAnsi="Times New Roman" w:cs="Times New Roman"/>
+          <w:color w:val="000000" w:themeColor="text1"/>
+          <w:sz w:val="24"/>
+        </w:rPr>
+        <w:t>. Meaningful Status Codes: Returns 200 OK for successful GET/PUT/DELETE, 201 Created for POST, 400 Bad Request for validation failures, 404 Not Found for missing tasks/routes, and 500 Internal Server Error for server failures without leaking stack traces.</w:t>
+      </w:r>
+    </w:p>
+    <w:p>
+      <w:pPr>
+        <w:ind w:right="62"/>
+        <w:jc w:val="both"/>
+        <w:rPr>
+          <w:rFonts w:ascii="Times New Roman" w:hAnsi="Times New Roman" w:cs="Times New Roman"/>
+          <w:sz w:val="24"/>
+        </w:rPr>
+      </w:pPr>
     </w:p>
     <w:p>
       <w:pPr>
@@ -171,13 +479,6 @@
           <w:sz w:val="24"/>
         </w:rPr>
       </w:pPr>
-      <w:r>
-        <w:rPr>
-          <w:rFonts w:ascii="Times New Roman" w:hAnsi="Times New Roman" w:cs="Times New Roman"/>
-          <w:sz w:val="24"/>
-        </w:rPr>
-        <w:t>• Use the Projects page built in Practical 2 as the integration point.</w:t>
-      </w:r>
     </w:p>
     <w:p>
       <w:pPr>
@@ -188,13 +489,6 @@
           <w:sz w:val="24"/>
         </w:rPr>
       </w:pPr>
-      <w:r>
-        <w:rPr>
-          <w:rFonts w:ascii="Times New Roman" w:hAnsi="Times New Roman" w:cs="Times New Roman"/>
-          <w:sz w:val="24"/>
-        </w:rPr>
-        <w:t>• Implement a loading spinner component shown while the request is in</w:t>
-      </w:r>
     </w:p>
     <w:p>
       <w:pPr>
@@ -205,21 +499,50 @@
           <w:sz w:val="24"/>
         </w:rPr>
       </w:pPr>
+    </w:p>
+    <w:p>
+      <w:pPr>
+        <w:ind w:left="434" w:right="62"/>
+        <w:jc w:val="both"/>
+        <w:rPr>
+          <w:rFonts w:ascii="Times New Roman" w:hAnsi="Times New Roman" w:cs="Times New Roman"/>
+          <w:b/>
+          <w:sz w:val="28"/>
+        </w:rPr>
+      </w:pPr>
+      <w:r>
+        <w:rPr>
+          <w:rFonts w:ascii="Times New Roman" w:hAnsi="Times New Roman" w:cs="Times New Roman"/>
+          <w:b/>
+          <w:sz w:val="28"/>
+        </w:rPr>
+        <w:t xml:space="preserve">Richardson Maturity </w:t>
+      </w:r>
       <w:proofErr w:type="gramStart"/>
       <w:r>
         <w:rPr>
           <w:rFonts w:ascii="Times New Roman" w:hAnsi="Times New Roman" w:cs="Times New Roman"/>
-          <w:sz w:val="24"/>
-        </w:rPr>
-        <w:t>progress</w:t>
+          <w:b/>
+          <w:sz w:val="28"/>
+        </w:rPr>
+        <w:t>Model(</w:t>
       </w:r>
       <w:proofErr w:type="gramEnd"/>
       <w:r>
         <w:rPr>
           <w:rFonts w:ascii="Times New Roman" w:hAnsi="Times New Roman" w:cs="Times New Roman"/>
-          <w:sz w:val="24"/>
-        </w:rPr>
-        <w:t>.</w:t>
+          <w:b/>
+          <w:sz w:val="28"/>
+        </w:rPr>
+        <w:t>RMM) Evaluation Table</w:t>
+      </w:r>
+      <w:r>
+        <w:rPr>
+          <w:rFonts w:ascii="Times New Roman" w:hAnsi="Times New Roman" w:cs="Times New Roman"/>
+          <w:b/>
+          <w:sz w:val="28"/>
+        </w:rPr>
+        <w:t>:</w:t>
       </w:r>
     </w:p>
     <w:p>
@@ -227,98 +550,29 @@
         <w:ind w:left="434" w:right="62"/>
         <w:jc w:val="both"/>
         <w:rPr>
-          <w:rFonts w:ascii="Times New Roman" w:hAnsi="Times New Roman" w:cs="Times New Roman"/>
-          <w:sz w:val="24"/>
-        </w:rPr>
-      </w:pPr>
-      <w:r>
-        <w:rPr>
-          <w:rFonts w:ascii="Times New Roman" w:hAnsi="Times New Roman" w:cs="Times New Roman"/>
-          <w:sz w:val="24"/>
-        </w:rPr>
-        <w:t>• Implement an error message component shown if the API call fails.</w:t>
-      </w:r>
+          <w:b/>
+          <w:sz w:val="28"/>
+        </w:rPr>
+      </w:pPr>
     </w:p>
     <w:p>
       <w:pPr>
         <w:ind w:left="434" w:right="62"/>
         <w:jc w:val="both"/>
         <w:rPr>
-          <w:rFonts w:ascii="Times New Roman" w:hAnsi="Times New Roman" w:cs="Times New Roman"/>
-          <w:sz w:val="24"/>
-        </w:rPr>
-      </w:pPr>
-      <w:r>
-        <w:rPr>
-          <w:rFonts w:ascii="Times New Roman" w:hAnsi="Times New Roman" w:cs="Times New Roman"/>
-          <w:sz w:val="24"/>
-        </w:rPr>
-        <w:t>• Render at least the repository name and URL for each item returned.</w:t>
-      </w:r>
-    </w:p>
-    <w:p>
-      <w:pPr>
-        <w:ind w:left="434" w:right="62"/>
-        <w:jc w:val="both"/>
-        <w:rPr>
-          <w:rFonts w:ascii="Times New Roman" w:hAnsi="Times New Roman" w:cs="Times New Roman"/>
-          <w:sz w:val="24"/>
-        </w:rPr>
-      </w:pPr>
-    </w:p>
-    <w:p>
-      <w:pPr>
-        <w:ind w:left="434" w:right="62"/>
-        <w:jc w:val="both"/>
-        <w:rPr>
-          <w:rFonts w:ascii="Times New Roman" w:hAnsi="Times New Roman" w:cs="Times New Roman"/>
-          <w:sz w:val="24"/>
-        </w:rPr>
-      </w:pPr>
-    </w:p>
-    <w:p>
-      <w:pPr>
-        <w:ind w:left="434" w:right="62"/>
-        <w:jc w:val="both"/>
-        <w:rPr>
-          <w:rFonts w:ascii="Times New Roman" w:hAnsi="Times New Roman" w:cs="Times New Roman"/>
-          <w:b/>
-          <w:sz w:val="28"/>
-        </w:rPr>
-      </w:pPr>
-    </w:p>
-    <w:p>
-      <w:pPr>
-        <w:ind w:left="434" w:right="62"/>
-        <w:jc w:val="both"/>
-        <w:rPr>
-          <w:b/>
-          <w:sz w:val="28"/>
-        </w:rPr>
-      </w:pPr>
-      <w:r>
-        <w:rPr>
-          <w:b/>
-          <w:sz w:val="28"/>
-        </w:rPr>
-        <w:t>Screenshots:-</w:t>
-      </w:r>
-      <w:r>
-        <w:rPr>
-          <w:b/>
-          <w:sz w:val="28"/>
-        </w:rPr>
-        <w:t>Home-Page:</w:t>
-      </w:r>
+          <w:b/>
+          <w:sz w:val="28"/>
+        </w:rPr>
+      </w:pPr>
       <w:r>
         <w:rPr>
           <w:noProof/>
         </w:rPr>
         <w:drawing>
-          <wp:inline distT="0" distB="0" distL="0" distR="0" wp14:anchorId="3EA3F352" wp14:editId="2D05C3FF">
-            <wp:extent cx="5943600" cy="2860675"/>
-            <wp:effectExtent l="0" t="0" r="0" b="0"/>
-            <wp:docPr id="3" name="Picture 3"/>
+          <wp:inline distT="0" distB="0" distL="0" distR="0" wp14:anchorId="382FD398" wp14:editId="16D6202E">
+            <wp:extent cx="5685155" cy="4054241"/>
+            <wp:effectExtent l="0" t="0" r="0" b="3810"/>
+            <wp:docPr id="6" name="Picture 6"/>
             <wp:cNvGraphicFramePr>
               <a:graphicFrameLocks xmlns:a="http://schemas.openxmlformats.org/drawingml/2006/main" noChangeAspect="1"/>
             </wp:cNvGraphicFramePr>
@@ -329,20 +583,27 @@
                     <pic:cNvPr id="1" name=""/>
                     <pic:cNvPicPr/>
                   </pic:nvPicPr>
-                  <pic:blipFill>
+                  <pic:blipFill rotWithShape="1">
                     <a:blip r:embed="rId8"/>
-                    <a:stretch>
-                      <a:fillRect/>
-                    </a:stretch>
+                    <a:srcRect t="6841"/>
+                    <a:stretch/>
                   </pic:blipFill>
-                  <pic:spPr>
+                  <pic:spPr bwMode="auto">
                     <a:xfrm>
                       <a:off x="0" y="0"/>
-                      <a:ext cx="5943600" cy="2860675"/>
+                      <a:ext cx="5685714" cy="4054640"/>
                     </a:xfrm>
                     <a:prstGeom prst="rect">
                       <a:avLst/>
                     </a:prstGeom>
+                    <a:ln>
+                      <a:noFill/>
+                    </a:ln>
+                    <a:extLst>
+                      <a:ext uri="{53640926-AAD7-44D8-BBD7-CCE9431645EC}">
+                        <a14:shadowObscured xmlns:a14="http://schemas.microsoft.com/office/drawing/2010/main"/>
+                      </a:ext>
+                    </a:extLst>
                   </pic:spPr>
                 </pic:pic>
               </a:graphicData>
@@ -354,11 +615,10 @@
         <w:rPr>
           <w:noProof/>
         </w:rPr>
-        <w:lastRenderedPageBreak/>
         <w:drawing>
-          <wp:inline distT="0" distB="0" distL="0" distR="0" wp14:anchorId="6B6318FB" wp14:editId="680FDFFE">
-            <wp:extent cx="5943600" cy="2877820"/>
-            <wp:effectExtent l="0" t="0" r="0" b="0"/>
+          <wp:inline distT="0" distB="0" distL="0" distR="0" wp14:anchorId="23E2B12C" wp14:editId="47AB52B3">
+            <wp:extent cx="5523809" cy="1266667"/>
+            <wp:effectExtent l="0" t="0" r="1270" b="0"/>
             <wp:docPr id="7" name="Picture 7"/>
             <wp:cNvGraphicFramePr>
               <a:graphicFrameLocks xmlns:a="http://schemas.openxmlformats.org/drawingml/2006/main" noChangeAspect="1"/>
@@ -379,7 +639,7 @@
                   <pic:spPr>
                     <a:xfrm>
                       <a:off x="0" y="0"/>
-                      <a:ext cx="5943600" cy="2877820"/>
+                      <a:ext cx="5523809" cy="1266667"/>
                     </a:xfrm>
                     <a:prstGeom prst="rect">
                       <a:avLst/>
@@ -391,13 +651,200 @@
           </wp:inline>
         </w:drawing>
       </w:r>
-      <w:r>
-        <w:rPr>
-          <w:noProof/>
+    </w:p>
+    <w:p>
+      <w:pPr>
+        <w:ind w:left="434" w:right="62"/>
+        <w:jc w:val="both"/>
+        <w:rPr>
+          <w:b/>
+          <w:sz w:val="28"/>
+        </w:rPr>
+      </w:pPr>
+    </w:p>
+    <w:p>
+      <w:pPr>
+        <w:ind w:left="434" w:right="62"/>
+        <w:jc w:val="both"/>
+        <w:rPr>
+          <w:b/>
+          <w:sz w:val="28"/>
+        </w:rPr>
+      </w:pPr>
+    </w:p>
+    <w:p>
+      <w:pPr>
+        <w:ind w:left="434" w:right="62"/>
+        <w:jc w:val="both"/>
+        <w:rPr>
+          <w:b/>
+          <w:sz w:val="28"/>
+        </w:rPr>
+      </w:pPr>
+    </w:p>
+    <w:p>
+      <w:pPr>
+        <w:ind w:left="434" w:right="62"/>
+        <w:jc w:val="both"/>
+        <w:rPr>
+          <w:b/>
+          <w:sz w:val="28"/>
+        </w:rPr>
+      </w:pPr>
+    </w:p>
+    <w:p>
+      <w:pPr>
+        <w:ind w:left="434" w:right="62"/>
+        <w:jc w:val="both"/>
+        <w:rPr>
+          <w:b/>
+          <w:sz w:val="28"/>
+        </w:rPr>
+      </w:pPr>
+    </w:p>
+    <w:p>
+      <w:pPr>
+        <w:ind w:left="434" w:right="62"/>
+        <w:jc w:val="both"/>
+        <w:rPr>
+          <w:b/>
+          <w:sz w:val="28"/>
+        </w:rPr>
+      </w:pPr>
+    </w:p>
+    <w:p>
+      <w:pPr>
+        <w:ind w:left="434" w:right="62"/>
+        <w:jc w:val="both"/>
+        <w:rPr>
+          <w:b/>
+          <w:sz w:val="28"/>
+        </w:rPr>
+      </w:pPr>
+    </w:p>
+    <w:p>
+      <w:pPr>
+        <w:ind w:left="434" w:right="62"/>
+        <w:jc w:val="both"/>
+        <w:rPr>
+          <w:b/>
+          <w:sz w:val="28"/>
+        </w:rPr>
+      </w:pPr>
+    </w:p>
+    <w:p>
+      <w:pPr>
+        <w:ind w:left="434" w:right="62"/>
+        <w:jc w:val="both"/>
+        <w:rPr>
+          <w:b/>
+          <w:sz w:val="28"/>
+        </w:rPr>
+      </w:pPr>
+    </w:p>
+    <w:p>
+      <w:pPr>
+        <w:ind w:right="62"/>
+        <w:jc w:val="both"/>
+        <w:rPr>
+          <w:rFonts w:ascii="Times New Roman" w:hAnsi="Times New Roman" w:cs="Times New Roman"/>
+          <w:b/>
+          <w:color w:val="000000" w:themeColor="text1"/>
+          <w:sz w:val="28"/>
+        </w:rPr>
+      </w:pPr>
+    </w:p>
+    <w:p>
+      <w:pPr>
+        <w:ind w:right="62"/>
+        <w:jc w:val="both"/>
+        <w:rPr>
+          <w:rFonts w:ascii="Times New Roman" w:hAnsi="Times New Roman" w:cs="Times New Roman"/>
+          <w:b/>
+          <w:color w:val="000000" w:themeColor="text1"/>
+          <w:sz w:val="28"/>
+        </w:rPr>
+      </w:pPr>
+      <w:r>
+        <w:rPr>
+          <w:rFonts w:ascii="Times New Roman" w:hAnsi="Times New Roman" w:cs="Times New Roman"/>
+          <w:b/>
+          <w:color w:val="000000" w:themeColor="text1"/>
+          <w:sz w:val="28"/>
+        </w:rPr>
+        <w:t>Level 3: HATEOAS Awareness &amp; Representation</w:t>
+      </w:r>
+      <w:r>
+        <w:rPr>
+          <w:rFonts w:ascii="Times New Roman" w:hAnsi="Times New Roman" w:cs="Times New Roman"/>
+          <w:b/>
+          <w:color w:val="000000" w:themeColor="text1"/>
+          <w:sz w:val="28"/>
+        </w:rPr>
+        <w:t>:</w:t>
+      </w:r>
+    </w:p>
+    <w:p>
+      <w:pPr>
+        <w:ind w:left="434" w:right="62"/>
+        <w:jc w:val="both"/>
+        <w:rPr>
+          <w:rFonts w:ascii="Times New Roman" w:hAnsi="Times New Roman" w:cs="Times New Roman"/>
+          <w:b/>
+          <w:color w:val="000000" w:themeColor="text1"/>
+          <w:sz w:val="28"/>
+        </w:rPr>
+      </w:pPr>
+    </w:p>
+    <w:p>
+      <w:pPr>
+        <w:ind w:left="720"/>
+        <w:rPr>
+          <w:rFonts w:ascii="Times New Roman" w:hAnsi="Times New Roman" w:cs="Times New Roman"/>
+          <w:color w:val="000000" w:themeColor="text1"/>
+          <w:sz w:val="24"/>
+        </w:rPr>
+      </w:pPr>
+      <w:r>
+        <w:rPr>
+          <w:rFonts w:ascii="Times New Roman" w:hAnsi="Times New Roman" w:cs="Times New Roman"/>
+          <w:color w:val="000000" w:themeColor="text1"/>
+          <w:sz w:val="24"/>
+        </w:rPr>
+        <w:t>To achieve Level 3 maturity, response bodies must include a hypermedia links section (_links) allowing clients to dynamically discover available actions:</w:t>
+      </w:r>
+    </w:p>
+    <w:p>
+      <w:pPr>
+        <w:ind w:left="720"/>
+        <w:rPr>
+          <w:rFonts w:ascii="Times New Roman" w:hAnsi="Times New Roman" w:cs="Times New Roman"/>
+          <w:color w:val="000000" w:themeColor="text1"/>
+          <w:sz w:val="24"/>
+        </w:rPr>
+      </w:pPr>
+    </w:p>
+    <w:p>
+      <w:pPr>
+        <w:ind w:left="434" w:right="62"/>
+        <w:jc w:val="both"/>
+        <w:rPr>
+          <w:rFonts w:ascii="Times New Roman" w:hAnsi="Times New Roman" w:cs="Times New Roman"/>
+          <w:b/>
+          <w:color w:val="000000" w:themeColor="text1"/>
+          <w:sz w:val="36"/>
+        </w:rPr>
+      </w:pPr>
+      <w:r>
+        <w:rPr>
+          <w:rFonts w:ascii="Times New Roman" w:hAnsi="Times New Roman" w:cs="Times New Roman"/>
+          <w:b/>
+          <w:color w:val="000000" w:themeColor="text1"/>
+          <w:sz w:val="36"/>
         </w:rPr>
         <w:drawing>
-          <wp:inline distT="0" distB="0" distL="0" distR="0" wp14:anchorId="7820681D" wp14:editId="7DC3EB52">
-            <wp:extent cx="5943600" cy="2843530"/>
+          <wp:inline distT="0" distB="0" distL="0" distR="0" wp14:anchorId="4D06BFD2" wp14:editId="08219C93">
+            <wp:extent cx="5868219" cy="2343477"/>
             <wp:effectExtent l="0" t="0" r="0" b="0"/>
             <wp:docPr id="8" name="Picture 8"/>
             <wp:cNvGraphicFramePr>
@@ -419,7 +866,7 @@
                   <pic:spPr>
                     <a:xfrm>
                       <a:off x="0" y="0"/>
-                      <a:ext cx="5943600" cy="2843530"/>
+                      <a:ext cx="5868219" cy="2343477"/>
                     </a:xfrm>
                     <a:prstGeom prst="rect">
                       <a:avLst/>
@@ -431,53 +878,268 @@
           </wp:inline>
         </w:drawing>
       </w:r>
-      <w:r>
-        <w:rPr>
-          <w:noProof/>
-        </w:rPr>
-        <w:lastRenderedPageBreak/>
-        <w:drawing>
-          <wp:inline distT="0" distB="0" distL="0" distR="0" wp14:anchorId="4D6D6A86" wp14:editId="09355758">
-            <wp:extent cx="5943600" cy="2494280"/>
-            <wp:effectExtent l="0" t="0" r="0" b="1270"/>
-            <wp:docPr id="9" name="Picture 9"/>
-            <wp:cNvGraphicFramePr>
-              <a:graphicFrameLocks xmlns:a="http://schemas.openxmlformats.org/drawingml/2006/main" noChangeAspect="1"/>
-            </wp:cNvGraphicFramePr>
-            <a:graphic xmlns:a="http://schemas.openxmlformats.org/drawingml/2006/main">
-              <a:graphicData uri="http://schemas.openxmlformats.org/drawingml/2006/picture">
-                <pic:pic xmlns:pic="http://schemas.openxmlformats.org/drawingml/2006/picture">
-                  <pic:nvPicPr>
-                    <pic:cNvPr id="1" name=""/>
-                    <pic:cNvPicPr/>
-                  </pic:nvPicPr>
-                  <pic:blipFill>
-                    <a:blip r:embed="rId11"/>
-                    <a:stretch>
-                      <a:fillRect/>
-                    </a:stretch>
-                  </pic:blipFill>
-                  <pic:spPr>
-                    <a:xfrm>
-                      <a:off x="0" y="0"/>
-                      <a:ext cx="5943600" cy="2494280"/>
-                    </a:xfrm>
-                    <a:prstGeom prst="rect">
-                      <a:avLst/>
-                    </a:prstGeom>
-                  </pic:spPr>
-                </pic:pic>
-              </a:graphicData>
-            </a:graphic>
-          </wp:inline>
-        </w:drawing>
-      </w:r>
     </w:p>
     <w:p>
       <w:pPr>
         <w:ind w:left="434" w:right="62"/>
         <w:jc w:val="both"/>
         <w:rPr>
+          <w:rFonts w:ascii="Times New Roman" w:hAnsi="Times New Roman" w:cs="Times New Roman"/>
+          <w:b/>
+          <w:color w:val="000000" w:themeColor="text1"/>
+          <w:sz w:val="36"/>
+        </w:rPr>
+      </w:pPr>
+    </w:p>
+    <w:p>
+      <w:pPr>
+        <w:ind w:left="434" w:right="62"/>
+        <w:jc w:val="both"/>
+        <w:rPr>
+          <w:rFonts w:ascii="Times New Roman" w:hAnsi="Times New Roman" w:cs="Times New Roman"/>
+          <w:b/>
+          <w:color w:val="000000" w:themeColor="text1"/>
+          <w:sz w:val="36"/>
+        </w:rPr>
+      </w:pPr>
+    </w:p>
+    <w:p>
+      <w:pPr>
+        <w:ind w:left="434" w:right="62"/>
+        <w:jc w:val="both"/>
+        <w:rPr>
+          <w:rFonts w:ascii="Times New Roman" w:hAnsi="Times New Roman" w:cs="Times New Roman"/>
+          <w:b/>
+          <w:color w:val="000000" w:themeColor="text1"/>
+          <w:sz w:val="36"/>
+        </w:rPr>
+      </w:pPr>
+    </w:p>
+    <w:p>
+      <w:pPr>
+        <w:pStyle w:val="Heading2"/>
+        <w:rPr>
+          <w:rFonts w:ascii="Times New Roman" w:hAnsi="Times New Roman" w:cs="Times New Roman"/>
+          <w:color w:val="000000" w:themeColor="text1"/>
+          <w:sz w:val="28"/>
+        </w:rPr>
+      </w:pPr>
+      <w:r>
+        <w:rPr>
+          <w:rFonts w:ascii="Times New Roman" w:hAnsi="Times New Roman" w:cs="Times New Roman"/>
+          <w:color w:val="000000" w:themeColor="text1"/>
+          <w:sz w:val="28"/>
+        </w:rPr>
+        <w:t>Analysis: Why Most Production APIs Stop at Level 2</w:t>
+      </w:r>
+      <w:r>
+        <w:rPr>
+          <w:rFonts w:ascii="Times New Roman" w:hAnsi="Times New Roman" w:cs="Times New Roman"/>
+          <w:color w:val="000000" w:themeColor="text1"/>
+          <w:sz w:val="28"/>
+        </w:rPr>
+        <w:t>:</w:t>
+      </w:r>
+    </w:p>
+    <w:p>
+      <w:pPr>
+        <w:rPr>
+          <w:lang w:val="en-US" w:eastAsia="en-US"/>
+        </w:rPr>
+      </w:pPr>
+    </w:p>
+    <w:p>
+      <w:pPr>
+        <w:pStyle w:val="ListBullet"/>
+        <w:numPr>
+          <w:ilvl w:val="0"/>
+          <w:numId w:val="12"/>
+        </w:numPr>
+        <w:rPr>
+          <w:rFonts w:ascii="Times New Roman" w:hAnsi="Times New Roman" w:cs="Times New Roman"/>
+          <w:color w:val="000000" w:themeColor="text1"/>
+          <w:sz w:val="24"/>
+        </w:rPr>
+      </w:pPr>
+      <w:r>
+        <w:rPr>
+          <w:rFonts w:ascii="Times New Roman" w:hAnsi="Times New Roman" w:cs="Times New Roman"/>
+          <w:b/>
+          <w:color w:val="000000" w:themeColor="text1"/>
+          <w:sz w:val="24"/>
+        </w:rPr>
+        <w:t xml:space="preserve">Payload Overhead &amp; Bandwidth: </w:t>
+      </w:r>
+      <w:r>
+        <w:rPr>
+          <w:rFonts w:ascii="Times New Roman" w:hAnsi="Times New Roman" w:cs="Times New Roman"/>
+          <w:color w:val="000000" w:themeColor="text1"/>
+          <w:sz w:val="24"/>
+        </w:rPr>
+        <w:t>Adding _links objects to every item in large JSON arrays increases payload size, consuming additional bandwidth.</w:t>
+      </w:r>
+    </w:p>
+    <w:p>
+      <w:pPr>
+        <w:pStyle w:val="ListBullet"/>
+        <w:numPr>
+          <w:ilvl w:val="0"/>
+          <w:numId w:val="12"/>
+        </w:numPr>
+        <w:rPr>
+          <w:rFonts w:ascii="Times New Roman" w:hAnsi="Times New Roman" w:cs="Times New Roman"/>
+          <w:color w:val="000000" w:themeColor="text1"/>
+          <w:sz w:val="24"/>
+        </w:rPr>
+      </w:pPr>
+      <w:r>
+        <w:rPr>
+          <w:rFonts w:ascii="Times New Roman" w:hAnsi="Times New Roman" w:cs="Times New Roman"/>
+          <w:b/>
+          <w:color w:val="000000" w:themeColor="text1"/>
+          <w:sz w:val="24"/>
+        </w:rPr>
+        <w:t xml:space="preserve">Client Architecture: </w:t>
+      </w:r>
+      <w:r>
+        <w:rPr>
+          <w:rFonts w:ascii="Times New Roman" w:hAnsi="Times New Roman" w:cs="Times New Roman"/>
+          <w:color w:val="000000" w:themeColor="text1"/>
+          <w:sz w:val="24"/>
+        </w:rPr>
+        <w:t xml:space="preserve">Front-end applications (React, Angular, </w:t>
+      </w:r>
+      <w:proofErr w:type="gramStart"/>
+      <w:r>
+        <w:rPr>
+          <w:rFonts w:ascii="Times New Roman" w:hAnsi="Times New Roman" w:cs="Times New Roman"/>
+          <w:color w:val="000000" w:themeColor="text1"/>
+          <w:sz w:val="24"/>
+        </w:rPr>
+        <w:t>Mobile</w:t>
+      </w:r>
+      <w:proofErr w:type="gramEnd"/>
+      <w:r>
+        <w:rPr>
+          <w:rFonts w:ascii="Times New Roman" w:hAnsi="Times New Roman" w:cs="Times New Roman"/>
+          <w:color w:val="000000" w:themeColor="text1"/>
+          <w:sz w:val="24"/>
+        </w:rPr>
+        <w:t xml:space="preserve"> Apps) hardcode client-side API calls. Dynamic link parsing adds code complexity with minimal gain.</w:t>
+      </w:r>
+    </w:p>
+    <w:p>
+      <w:pPr>
+        <w:pStyle w:val="ListBullet"/>
+        <w:numPr>
+          <w:ilvl w:val="0"/>
+          <w:numId w:val="12"/>
+        </w:numPr>
+        <w:rPr>
+          <w:rFonts w:ascii="Times New Roman" w:hAnsi="Times New Roman" w:cs="Times New Roman"/>
+          <w:color w:val="000000" w:themeColor="text1"/>
+          <w:sz w:val="24"/>
+        </w:rPr>
+      </w:pPr>
+      <w:r>
+        <w:rPr>
+          <w:rFonts w:ascii="Times New Roman" w:hAnsi="Times New Roman" w:cs="Times New Roman"/>
+          <w:b/>
+          <w:color w:val="000000" w:themeColor="text1"/>
+          <w:sz w:val="24"/>
+        </w:rPr>
+        <w:t xml:space="preserve">Documentation Standards: </w:t>
+      </w:r>
+      <w:proofErr w:type="spellStart"/>
+      <w:r>
+        <w:rPr>
+          <w:rFonts w:ascii="Times New Roman" w:hAnsi="Times New Roman" w:cs="Times New Roman"/>
+          <w:color w:val="000000" w:themeColor="text1"/>
+          <w:sz w:val="24"/>
+        </w:rPr>
+        <w:t>OpenAPI</w:t>
+      </w:r>
+      <w:proofErr w:type="spellEnd"/>
+      <w:r>
+        <w:rPr>
+          <w:rFonts w:ascii="Times New Roman" w:hAnsi="Times New Roman" w:cs="Times New Roman"/>
+          <w:color w:val="000000" w:themeColor="text1"/>
+          <w:sz w:val="24"/>
+        </w:rPr>
+        <w:t xml:space="preserve"> / Swagger specifications provide clear, versioned documentation out of the box, making dynamic link discovery redundant.</w:t>
+      </w:r>
+    </w:p>
+    <w:p>
+      <w:pPr>
+        <w:pStyle w:val="ListBullet"/>
+        <w:numPr>
+          <w:ilvl w:val="0"/>
+          <w:numId w:val="12"/>
+        </w:numPr>
+        <w:rPr>
+          <w:rFonts w:ascii="Times New Roman" w:hAnsi="Times New Roman" w:cs="Times New Roman"/>
+          <w:color w:val="000000" w:themeColor="text1"/>
+          <w:sz w:val="24"/>
+        </w:rPr>
+      </w:pPr>
+      <w:r>
+        <w:rPr>
+          <w:rFonts w:ascii="Times New Roman" w:hAnsi="Times New Roman" w:cs="Times New Roman"/>
+          <w:b/>
+          <w:color w:val="000000" w:themeColor="text1"/>
+          <w:sz w:val="24"/>
+        </w:rPr>
+        <w:t xml:space="preserve">Lack of Standardization: </w:t>
+      </w:r>
+      <w:r>
+        <w:rPr>
+          <w:rFonts w:ascii="Times New Roman" w:hAnsi="Times New Roman" w:cs="Times New Roman"/>
+          <w:color w:val="000000" w:themeColor="text1"/>
+          <w:sz w:val="24"/>
+        </w:rPr>
+        <w:t xml:space="preserve">Competing formats (HAL, JSON-LD, </w:t>
+      </w:r>
+      <w:proofErr w:type="gramStart"/>
+      <w:r>
+        <w:rPr>
+          <w:rFonts w:ascii="Times New Roman" w:hAnsi="Times New Roman" w:cs="Times New Roman"/>
+          <w:color w:val="000000" w:themeColor="text1"/>
+          <w:sz w:val="24"/>
+        </w:rPr>
+        <w:t>Siren</w:t>
+      </w:r>
+      <w:proofErr w:type="gramEnd"/>
+      <w:r>
+        <w:rPr>
+          <w:rFonts w:ascii="Times New Roman" w:hAnsi="Times New Roman" w:cs="Times New Roman"/>
+          <w:color w:val="000000" w:themeColor="text1"/>
+          <w:sz w:val="24"/>
+        </w:rPr>
+        <w:t>) prevent a single standard, leading teams to stick to clean Level 2 JSON.</w:t>
+      </w:r>
+    </w:p>
+    <w:p>
+      <w:pPr>
+        <w:rPr>
+          <w:lang w:val="en-US" w:eastAsia="en-US"/>
+        </w:rPr>
+      </w:pPr>
+    </w:p>
+    <w:p>
+      <w:pPr>
+        <w:ind w:left="434" w:right="62"/>
+        <w:jc w:val="both"/>
+        <w:rPr>
+          <w:b/>
+          <w:sz w:val="28"/>
+        </w:rPr>
+      </w:pPr>
+    </w:p>
+    <w:p>
+      <w:pPr>
+        <w:ind w:left="434" w:right="62"/>
+        <w:jc w:val="both"/>
+        <w:rPr>
           <w:b/>
           <w:sz w:val="28"/>
         </w:rPr>
@@ -492,458 +1154,6 @@
           <w:sz w:val="28"/>
         </w:rPr>
       </w:pPr>
-    </w:p>
-    <w:p>
-      <w:pPr>
-        <w:ind w:left="434" w:right="62"/>
-        <w:jc w:val="both"/>
-        <w:rPr>
-          <w:b/>
-          <w:sz w:val="28"/>
-        </w:rPr>
-      </w:pPr>
-    </w:p>
-    <w:p>
-      <w:pPr>
-        <w:ind w:left="434" w:right="62"/>
-        <w:jc w:val="both"/>
-        <w:rPr>
-          <w:b/>
-          <w:sz w:val="28"/>
-        </w:rPr>
-      </w:pPr>
-    </w:p>
-    <w:p>
-      <w:pPr>
-        <w:ind w:left="434" w:right="62"/>
-        <w:jc w:val="both"/>
-        <w:rPr>
-          <w:b/>
-          <w:sz w:val="28"/>
-        </w:rPr>
-      </w:pPr>
-    </w:p>
-    <w:p>
-      <w:pPr>
-        <w:ind w:left="434" w:right="62"/>
-        <w:jc w:val="both"/>
-        <w:rPr>
-          <w:noProof/>
-        </w:rPr>
-      </w:pPr>
-      <w:r>
-        <w:rPr>
-          <w:b/>
-          <w:sz w:val="28"/>
-        </w:rPr>
-        <w:t>Projects-Page:</w:t>
-      </w:r>
-    </w:p>
-    <w:p>
-      <w:pPr>
-        <w:ind w:left="434" w:right="62"/>
-        <w:jc w:val="both"/>
-        <w:rPr>
-          <w:b/>
-          <w:sz w:val="28"/>
-        </w:rPr>
-      </w:pPr>
-      <w:r>
-        <w:rPr>
-          <w:noProof/>
-        </w:rPr>
-        <w:drawing>
-          <wp:inline distT="0" distB="0" distL="0" distR="0" wp14:anchorId="339693BD" wp14:editId="12AC7223">
-            <wp:extent cx="5943600" cy="2927985"/>
-            <wp:effectExtent l="0" t="0" r="0" b="5715"/>
-            <wp:docPr id="2" name="Picture 2"/>
-            <wp:cNvGraphicFramePr>
-              <a:graphicFrameLocks xmlns:a="http://schemas.openxmlformats.org/drawingml/2006/main" noChangeAspect="1"/>
-            </wp:cNvGraphicFramePr>
-            <a:graphic xmlns:a="http://schemas.openxmlformats.org/drawingml/2006/main">
-              <a:graphicData uri="http://schemas.openxmlformats.org/drawingml/2006/picture">
-                <pic:pic xmlns:pic="http://schemas.openxmlformats.org/drawingml/2006/picture">
-                  <pic:nvPicPr>
-                    <pic:cNvPr id="1" name=""/>
-                    <pic:cNvPicPr/>
-                  </pic:nvPicPr>
-                  <pic:blipFill>
-                    <a:blip r:embed="rId12"/>
-                    <a:stretch>
-                      <a:fillRect/>
-                    </a:stretch>
-                  </pic:blipFill>
-                  <pic:spPr>
-                    <a:xfrm>
-                      <a:off x="0" y="0"/>
-                      <a:ext cx="5943600" cy="2927985"/>
-                    </a:xfrm>
-                    <a:prstGeom prst="rect">
-                      <a:avLst/>
-                    </a:prstGeom>
-                  </pic:spPr>
-                </pic:pic>
-              </a:graphicData>
-            </a:graphic>
-          </wp:inline>
-        </w:drawing>
-      </w:r>
-    </w:p>
-    <w:p>
-      <w:pPr>
-        <w:ind w:left="434" w:right="62"/>
-        <w:jc w:val="both"/>
-        <w:rPr>
-          <w:b/>
-          <w:sz w:val="28"/>
-        </w:rPr>
-      </w:pPr>
-      <w:r>
-        <w:rPr>
-          <w:noProof/>
-        </w:rPr>
-        <w:lastRenderedPageBreak/>
-        <w:drawing>
-          <wp:inline distT="0" distB="0" distL="0" distR="0" wp14:anchorId="22A4D002" wp14:editId="76BA68A2">
-            <wp:extent cx="5943600" cy="2967355"/>
-            <wp:effectExtent l="0" t="0" r="0" b="4445"/>
-            <wp:docPr id="4" name="Picture 4"/>
-            <wp:cNvGraphicFramePr>
-              <a:graphicFrameLocks xmlns:a="http://schemas.openxmlformats.org/drawingml/2006/main" noChangeAspect="1"/>
-            </wp:cNvGraphicFramePr>
-            <a:graphic xmlns:a="http://schemas.openxmlformats.org/drawingml/2006/main">
-              <a:graphicData uri="http://schemas.openxmlformats.org/drawingml/2006/picture">
-                <pic:pic xmlns:pic="http://schemas.openxmlformats.org/drawingml/2006/picture">
-                  <pic:nvPicPr>
-                    <pic:cNvPr id="1" name=""/>
-                    <pic:cNvPicPr/>
-                  </pic:nvPicPr>
-                  <pic:blipFill>
-                    <a:blip r:embed="rId13"/>
-                    <a:stretch>
-                      <a:fillRect/>
-                    </a:stretch>
-                  </pic:blipFill>
-                  <pic:spPr>
-                    <a:xfrm>
-                      <a:off x="0" y="0"/>
-                      <a:ext cx="5943600" cy="2967355"/>
-                    </a:xfrm>
-                    <a:prstGeom prst="rect">
-                      <a:avLst/>
-                    </a:prstGeom>
-                  </pic:spPr>
-                </pic:pic>
-              </a:graphicData>
-            </a:graphic>
-          </wp:inline>
-        </w:drawing>
-      </w:r>
-    </w:p>
-    <w:p>
-      <w:pPr>
-        <w:ind w:left="434" w:right="62"/>
-        <w:jc w:val="both"/>
-        <w:rPr>
-          <w:b/>
-          <w:sz w:val="28"/>
-        </w:rPr>
-      </w:pPr>
-    </w:p>
-    <w:p>
-      <w:pPr>
-        <w:ind w:left="434" w:right="62"/>
-        <w:jc w:val="both"/>
-        <w:rPr>
-          <w:b/>
-          <w:sz w:val="28"/>
-        </w:rPr>
-      </w:pPr>
-      <w:r>
-        <w:rPr>
-          <w:noProof/>
-        </w:rPr>
-        <w:drawing>
-          <wp:inline distT="0" distB="0" distL="0" distR="0" wp14:anchorId="559F62BA" wp14:editId="68F1255E">
-            <wp:extent cx="5943600" cy="2936875"/>
-            <wp:effectExtent l="0" t="0" r="0" b="0"/>
-            <wp:docPr id="5" name="Picture 5"/>
-            <wp:cNvGraphicFramePr>
-              <a:graphicFrameLocks xmlns:a="http://schemas.openxmlformats.org/drawingml/2006/main" noChangeAspect="1"/>
-            </wp:cNvGraphicFramePr>
-            <a:graphic xmlns:a="http://schemas.openxmlformats.org/drawingml/2006/main">
-              <a:graphicData uri="http://schemas.openxmlformats.org/drawingml/2006/picture">
-                <pic:pic xmlns:pic="http://schemas.openxmlformats.org/drawingml/2006/picture">
-                  <pic:nvPicPr>
-                    <pic:cNvPr id="1" name=""/>
-                    <pic:cNvPicPr/>
-                  </pic:nvPicPr>
-                  <pic:blipFill>
-                    <a:blip r:embed="rId14"/>
-                    <a:stretch>
-                      <a:fillRect/>
-                    </a:stretch>
-                  </pic:blipFill>
-                  <pic:spPr>
-                    <a:xfrm>
-                      <a:off x="0" y="0"/>
-                      <a:ext cx="5943600" cy="2936875"/>
-                    </a:xfrm>
-                    <a:prstGeom prst="rect">
-                      <a:avLst/>
-                    </a:prstGeom>
-                  </pic:spPr>
-                </pic:pic>
-              </a:graphicData>
-            </a:graphic>
-          </wp:inline>
-        </w:drawing>
-      </w:r>
-    </w:p>
-    <w:p>
-      <w:pPr>
-        <w:ind w:left="434" w:right="62"/>
-        <w:jc w:val="both"/>
-        <w:rPr>
-          <w:b/>
-          <w:sz w:val="28"/>
-        </w:rPr>
-      </w:pPr>
-      <w:r>
-        <w:rPr>
-          <w:noProof/>
-        </w:rPr>
-        <w:lastRenderedPageBreak/>
-        <w:drawing>
-          <wp:inline distT="0" distB="0" distL="0" distR="0" wp14:anchorId="6910DF53" wp14:editId="33DC9C55">
-            <wp:extent cx="5943600" cy="2980055"/>
-            <wp:effectExtent l="0" t="0" r="0" b="0"/>
-            <wp:docPr id="6" name="Picture 6"/>
-            <wp:cNvGraphicFramePr>
-              <a:graphicFrameLocks xmlns:a="http://schemas.openxmlformats.org/drawingml/2006/main" noChangeAspect="1"/>
-            </wp:cNvGraphicFramePr>
-            <a:graphic xmlns:a="http://schemas.openxmlformats.org/drawingml/2006/main">
-              <a:graphicData uri="http://schemas.openxmlformats.org/drawingml/2006/picture">
-                <pic:pic xmlns:pic="http://schemas.openxmlformats.org/drawingml/2006/picture">
-                  <pic:nvPicPr>
-                    <pic:cNvPr id="1" name=""/>
-                    <pic:cNvPicPr/>
-                  </pic:nvPicPr>
-                  <pic:blipFill>
-                    <a:blip r:embed="rId15"/>
-                    <a:stretch>
-                      <a:fillRect/>
-                    </a:stretch>
-                  </pic:blipFill>
-                  <pic:spPr>
-                    <a:xfrm>
-                      <a:off x="0" y="0"/>
-                      <a:ext cx="5943600" cy="2980055"/>
-                    </a:xfrm>
-                    <a:prstGeom prst="rect">
-                      <a:avLst/>
-                    </a:prstGeom>
-                  </pic:spPr>
-                </pic:pic>
-              </a:graphicData>
-            </a:graphic>
-          </wp:inline>
-        </w:drawing>
-      </w:r>
-    </w:p>
-    <w:p>
-      <w:pPr>
-        <w:ind w:left="434" w:right="62"/>
-        <w:jc w:val="both"/>
-        <w:rPr>
-          <w:b/>
-          <w:sz w:val="28"/>
-        </w:rPr>
-      </w:pPr>
-    </w:p>
-    <w:p>
-      <w:pPr>
-        <w:ind w:left="434" w:right="62"/>
-        <w:jc w:val="both"/>
-        <w:rPr>
-          <w:b/>
-          <w:sz w:val="28"/>
-        </w:rPr>
-      </w:pPr>
-    </w:p>
-    <w:p>
-      <w:pPr>
-        <w:ind w:left="434" w:right="62"/>
-        <w:jc w:val="both"/>
-        <w:rPr>
-          <w:b/>
-          <w:sz w:val="28"/>
-        </w:rPr>
-      </w:pPr>
-      <w:r>
-        <w:rPr>
-          <w:b/>
-          <w:sz w:val="28"/>
-        </w:rPr>
-        <w:t>Contact</w:t>
-      </w:r>
-      <w:r>
-        <w:rPr>
-          <w:b/>
-          <w:sz w:val="28"/>
-        </w:rPr>
-        <w:t>-</w:t>
-      </w:r>
-      <w:r>
-        <w:rPr>
-          <w:b/>
-          <w:sz w:val="28"/>
-        </w:rPr>
-        <w:t>Page:</w:t>
-      </w:r>
-    </w:p>
-    <w:p>
-      <w:pPr>
-        <w:ind w:left="434" w:right="62"/>
-        <w:jc w:val="both"/>
-        <w:rPr>
-          <w:b/>
-          <w:sz w:val="28"/>
-        </w:rPr>
-      </w:pPr>
-      <w:r>
-        <w:rPr>
-          <w:noProof/>
-        </w:rPr>
-        <w:drawing>
-          <wp:inline distT="0" distB="0" distL="0" distR="0" wp14:anchorId="518A5B97" wp14:editId="42172D7F">
-            <wp:extent cx="5943600" cy="3228975"/>
-            <wp:effectExtent l="0" t="0" r="0" b="9525"/>
-            <wp:docPr id="14" name="Picture 14"/>
-            <wp:cNvGraphicFramePr>
-              <a:graphicFrameLocks xmlns:a="http://schemas.openxmlformats.org/drawingml/2006/main" noChangeAspect="1"/>
-            </wp:cNvGraphicFramePr>
-            <a:graphic xmlns:a="http://schemas.openxmlformats.org/drawingml/2006/main">
-              <a:graphicData uri="http://schemas.openxmlformats.org/drawingml/2006/picture">
-                <pic:pic xmlns:pic="http://schemas.openxmlformats.org/drawingml/2006/picture">
-                  <pic:nvPicPr>
-                    <pic:cNvPr id="1" name=""/>
-                    <pic:cNvPicPr/>
-                  </pic:nvPicPr>
-                  <pic:blipFill>
-                    <a:blip r:embed="rId16"/>
-                    <a:stretch>
-                      <a:fillRect/>
-                    </a:stretch>
-                  </pic:blipFill>
-                  <pic:spPr>
-                    <a:xfrm>
-                      <a:off x="0" y="0"/>
-                      <a:ext cx="5943600" cy="3228975"/>
-                    </a:xfrm>
-                    <a:prstGeom prst="rect">
-                      <a:avLst/>
-                    </a:prstGeom>
-                  </pic:spPr>
-                </pic:pic>
-              </a:graphicData>
-            </a:graphic>
-          </wp:inline>
-        </w:drawing>
-      </w:r>
-    </w:p>
-    <w:p>
-      <w:pPr>
-        <w:ind w:left="434" w:right="62"/>
-        <w:jc w:val="both"/>
-        <w:rPr>
-          <w:b/>
-          <w:sz w:val="28"/>
-        </w:rPr>
-      </w:pPr>
-      <w:r>
-        <w:rPr>
-          <w:noProof/>
-        </w:rPr>
-        <w:lastRenderedPageBreak/>
-        <w:drawing>
-          <wp:inline distT="0" distB="0" distL="0" distR="0" wp14:anchorId="16EF2179" wp14:editId="40D8D93E">
-            <wp:extent cx="5943600" cy="2850515"/>
-            <wp:effectExtent l="0" t="0" r="0" b="6985"/>
-            <wp:docPr id="15" name="Picture 15"/>
-            <wp:cNvGraphicFramePr>
-              <a:graphicFrameLocks xmlns:a="http://schemas.openxmlformats.org/drawingml/2006/main" noChangeAspect="1"/>
-            </wp:cNvGraphicFramePr>
-            <a:graphic xmlns:a="http://schemas.openxmlformats.org/drawingml/2006/main">
-              <a:graphicData uri="http://schemas.openxmlformats.org/drawingml/2006/picture">
-                <pic:pic xmlns:pic="http://schemas.openxmlformats.org/drawingml/2006/picture">
-                  <pic:nvPicPr>
-                    <pic:cNvPr id="1" name=""/>
-                    <pic:cNvPicPr/>
-                  </pic:nvPicPr>
-                  <pic:blipFill>
-                    <a:blip r:embed="rId17"/>
-                    <a:stretch>
-                      <a:fillRect/>
-                    </a:stretch>
-                  </pic:blipFill>
-                  <pic:spPr>
-                    <a:xfrm>
-                      <a:off x="0" y="0"/>
-                      <a:ext cx="5943600" cy="2850515"/>
-                    </a:xfrm>
-                    <a:prstGeom prst="rect">
-                      <a:avLst/>
-                    </a:prstGeom>
-                  </pic:spPr>
-                </pic:pic>
-              </a:graphicData>
-            </a:graphic>
-          </wp:inline>
-        </w:drawing>
-      </w:r>
-    </w:p>
-    <w:p>
-      <w:pPr>
-        <w:ind w:left="434" w:right="62"/>
-        <w:jc w:val="both"/>
-        <w:rPr>
-          <w:b/>
-          <w:sz w:val="28"/>
-        </w:rPr>
-      </w:pPr>
-      <w:bookmarkStart w:id="0" w:name="_GoBack"/>
-      <w:bookmarkEnd w:id="0"/>
-    </w:p>
-    <w:p>
-      <w:pPr>
-        <w:ind w:left="434" w:right="62"/>
-        <w:jc w:val="both"/>
-        <w:rPr>
-          <w:b/>
-          <w:sz w:val="28"/>
-        </w:rPr>
-      </w:pPr>
-    </w:p>
-    <w:p>
-      <w:pPr>
-        <w:ind w:left="434" w:right="62"/>
-        <w:jc w:val="both"/>
-        <w:rPr>
-          <w:b/>
-          <w:sz w:val="28"/>
-        </w:rPr>
-      </w:pPr>
-    </w:p>
-    <w:p>
-      <w:pPr>
-        <w:ind w:left="434" w:right="62"/>
-        <w:jc w:val="both"/>
-        <w:rPr>
-          <w:b/>
-          <w:sz w:val="28"/>
-        </w:rPr>
-      </w:pPr>
       <w:proofErr w:type="spellStart"/>
       <w:r>
         <w:rPr>
@@ -976,17 +1186,19 @@
         </w:rPr>
         <w:t xml:space="preserve"> </w:t>
       </w:r>
-      <w:hyperlink r:id="rId18" w:history="1">
+      <w:hyperlink r:id="rId11" w:history="1">
         <w:r>
           <w:rPr>
             <w:rStyle w:val="Hyperlink"/>
           </w:rPr>
-          <w:t>AWDF/p1 at main · krunal9116/AWDF</w:t>
+          <w:t>krunal9116/assignment-w4-D25IT137</w:t>
         </w:r>
       </w:hyperlink>
+      <w:bookmarkStart w:id="0" w:name="_GoBack"/>
+      <w:bookmarkEnd w:id="0"/>
     </w:p>
     <w:sectPr>
-      <w:headerReference w:type="default" r:id="rId19"/>
+      <w:headerReference w:type="default" r:id="rId12"/>
       <w:pgSz w:w="12240" w:h="15840"/>
       <w:pgMar w:top="1440" w:right="1440" w:bottom="1440" w:left="1440" w:header="720" w:footer="720" w:gutter="0"/>
       <w:cols w:space="720"/>
@@ -1067,6 +1279,27 @@
 <file path=word/numbering.xml><?xml version="1.0" encoding="utf-8"?>
 <w:numbering xmlns:wpc="http://schemas.microsoft.com/office/word/2010/wordprocessingCanvas" xmlns:mc="http://schemas.openxmlformats.org/markup-compatibility/2006" xmlns:o="urn:schemas-microsoft-com:office:office" xmlns:r="http://schemas.openxmlformats.org/officeDocument/2006/relationships" xmlns:m="http://schemas.openxmlformats.org/officeDocument/2006/math" xmlns:v="urn:schemas-microsoft-com:vml" xmlns:wp14="http://schemas.microsoft.com/office/word/2010/wordprocessingDrawing" xmlns:wp="http://schemas.openxmlformats.org/drawingml/2006/wordprocessingDrawing" xmlns:w10="urn:schemas-microsoft-com:office:word" xmlns:w="http://schemas.openxmlformats.org/wordprocessingml/2006/main" xmlns:w14="http://schemas.microsoft.com/office/word/2010/wordml" xmlns:w15="http://schemas.microsoft.com/office/word/2012/wordml" xmlns:wpg="http://schemas.microsoft.com/office/word/2010/wordprocessingGroup" xmlns:wpi="http://schemas.microsoft.com/office/word/2010/wordprocessingInk" xmlns:wne="http://schemas.microsoft.com/office/word/2006/wordml" xmlns:wps="http://schemas.microsoft.com/office/word/2010/wordprocessingShape" mc:Ignorable="w14 w15 wp14">
   <w:abstractNum w:abstractNumId="0">
+    <w:nsid w:val="FFFFFF89"/>
+    <w:multiLevelType w:val="singleLevel"/>
+    <w:tmpl w:val="EDECFEC4"/>
+    <w:lvl w:ilvl="0">
+      <w:start w:val="1"/>
+      <w:numFmt w:val="bullet"/>
+      <w:pStyle w:val="ListBullet"/>
+      <w:lvlText w:val=""/>
+      <w:lvlJc w:val="left"/>
+      <w:pPr>
+        <w:tabs>
+          <w:tab w:val="num" w:pos="360"/>
+        </w:tabs>
+        <w:ind w:left="360" w:hanging="360"/>
+      </w:pPr>
+      <w:rPr>
+        <w:rFonts w:ascii="Symbol" w:hAnsi="Symbol" w:hint="default"/>
+      </w:rPr>
+    </w:lvl>
+  </w:abstractNum>
+  <w:abstractNum w:abstractNumId="1">
     <w:nsid w:val="102511BC"/>
     <w:multiLevelType w:val="hybridMultilevel"/>
     <w:tmpl w:val="8514EB5A"/>
@@ -1179,7 +1412,345 @@
       </w:rPr>
     </w:lvl>
   </w:abstractNum>
-  <w:abstractNum w:abstractNumId="1">
+  <w:abstractNum w:abstractNumId="2">
+    <w:nsid w:val="1BB057A1"/>
+    <w:multiLevelType w:val="hybridMultilevel"/>
+    <w:tmpl w:val="0A2A4746"/>
+    <w:lvl w:ilvl="0" w:tplc="40090001">
+      <w:start w:val="1"/>
+      <w:numFmt w:val="bullet"/>
+      <w:lvlText w:val=""/>
+      <w:lvlJc w:val="left"/>
+      <w:pPr>
+        <w:ind w:left="720" w:hanging="360"/>
+      </w:pPr>
+      <w:rPr>
+        <w:rFonts w:ascii="Symbol" w:hAnsi="Symbol" w:hint="default"/>
+      </w:rPr>
+    </w:lvl>
+    <w:lvl w:ilvl="1" w:tplc="40090003" w:tentative="1">
+      <w:start w:val="1"/>
+      <w:numFmt w:val="bullet"/>
+      <w:lvlText w:val="o"/>
+      <w:lvlJc w:val="left"/>
+      <w:pPr>
+        <w:ind w:left="1440" w:hanging="360"/>
+      </w:pPr>
+      <w:rPr>
+        <w:rFonts w:ascii="Courier New" w:hAnsi="Courier New" w:cs="Courier New" w:hint="default"/>
+      </w:rPr>
+    </w:lvl>
+    <w:lvl w:ilvl="2" w:tplc="40090005" w:tentative="1">
+      <w:start w:val="1"/>
+      <w:numFmt w:val="bullet"/>
+      <w:lvlText w:val=""/>
+      <w:lvlJc w:val="left"/>
+      <w:pPr>
+        <w:ind w:left="2160" w:hanging="360"/>
+      </w:pPr>
+      <w:rPr>
+        <w:rFonts w:ascii="Wingdings" w:hAnsi="Wingdings" w:hint="default"/>
+      </w:rPr>
+    </w:lvl>
+    <w:lvl w:ilvl="3" w:tplc="40090001" w:tentative="1">
+      <w:start w:val="1"/>
+      <w:numFmt w:val="bullet"/>
+      <w:lvlText w:val=""/>
+      <w:lvlJc w:val="left"/>
+      <w:pPr>
+        <w:ind w:left="2880" w:hanging="360"/>
+      </w:pPr>
+      <w:rPr>
+        <w:rFonts w:ascii="Symbol" w:hAnsi="Symbol" w:hint="default"/>
+      </w:rPr>
+    </w:lvl>
+    <w:lvl w:ilvl="4" w:tplc="40090003" w:tentative="1">
+      <w:start w:val="1"/>
+      <w:numFmt w:val="bullet"/>
+      <w:lvlText w:val="o"/>
+      <w:lvlJc w:val="left"/>
+      <w:pPr>
+        <w:ind w:left="3600" w:hanging="360"/>
+      </w:pPr>
+      <w:rPr>
+        <w:rFonts w:ascii="Courier New" w:hAnsi="Courier New" w:cs="Courier New" w:hint="default"/>
+      </w:rPr>
+    </w:lvl>
+    <w:lvl w:ilvl="5" w:tplc="40090005" w:tentative="1">
+      <w:start w:val="1"/>
+      <w:numFmt w:val="bullet"/>
+      <w:lvlText w:val=""/>
+      <w:lvlJc w:val="left"/>
+      <w:pPr>
+        <w:ind w:left="4320" w:hanging="360"/>
+      </w:pPr>
+      <w:rPr>
+        <w:rFonts w:ascii="Wingdings" w:hAnsi="Wingdings" w:hint="default"/>
+      </w:rPr>
+    </w:lvl>
+    <w:lvl w:ilvl="6" w:tplc="40090001" w:tentative="1">
+      <w:start w:val="1"/>
+      <w:numFmt w:val="bullet"/>
+      <w:lvlText w:val=""/>
+      <w:lvlJc w:val="left"/>
+      <w:pPr>
+        <w:ind w:left="5040" w:hanging="360"/>
+      </w:pPr>
+      <w:rPr>
+        <w:rFonts w:ascii="Symbol" w:hAnsi="Symbol" w:hint="default"/>
+      </w:rPr>
+    </w:lvl>
+    <w:lvl w:ilvl="7" w:tplc="40090003" w:tentative="1">
+      <w:start w:val="1"/>
+      <w:numFmt w:val="bullet"/>
+      <w:lvlText w:val="o"/>
+      <w:lvlJc w:val="left"/>
+      <w:pPr>
+        <w:ind w:left="5760" w:hanging="360"/>
+      </w:pPr>
+      <w:rPr>
+        <w:rFonts w:ascii="Courier New" w:hAnsi="Courier New" w:cs="Courier New" w:hint="default"/>
+      </w:rPr>
+    </w:lvl>
+    <w:lvl w:ilvl="8" w:tplc="40090005" w:tentative="1">
+      <w:start w:val="1"/>
+      <w:numFmt w:val="bullet"/>
+      <w:lvlText w:val=""/>
+      <w:lvlJc w:val="left"/>
+      <w:pPr>
+        <w:ind w:left="6480" w:hanging="360"/>
+      </w:pPr>
+      <w:rPr>
+        <w:rFonts w:ascii="Wingdings" w:hAnsi="Wingdings" w:hint="default"/>
+      </w:rPr>
+    </w:lvl>
+  </w:abstractNum>
+  <w:abstractNum w:abstractNumId="3">
+    <w:nsid w:val="2C0B4F1E"/>
+    <w:multiLevelType w:val="hybridMultilevel"/>
+    <w:tmpl w:val="11DEE7C8"/>
+    <w:lvl w:ilvl="0" w:tplc="40090001">
+      <w:start w:val="1"/>
+      <w:numFmt w:val="bullet"/>
+      <w:lvlText w:val=""/>
+      <w:lvlJc w:val="left"/>
+      <w:pPr>
+        <w:ind w:left="360" w:hanging="360"/>
+      </w:pPr>
+      <w:rPr>
+        <w:rFonts w:ascii="Symbol" w:hAnsi="Symbol" w:hint="default"/>
+      </w:rPr>
+    </w:lvl>
+    <w:lvl w:ilvl="1" w:tplc="40090003" w:tentative="1">
+      <w:start w:val="1"/>
+      <w:numFmt w:val="bullet"/>
+      <w:lvlText w:val="o"/>
+      <w:lvlJc w:val="left"/>
+      <w:pPr>
+        <w:ind w:left="1080" w:hanging="360"/>
+      </w:pPr>
+      <w:rPr>
+        <w:rFonts w:ascii="Courier New" w:hAnsi="Courier New" w:cs="Courier New" w:hint="default"/>
+      </w:rPr>
+    </w:lvl>
+    <w:lvl w:ilvl="2" w:tplc="40090005" w:tentative="1">
+      <w:start w:val="1"/>
+      <w:numFmt w:val="bullet"/>
+      <w:lvlText w:val=""/>
+      <w:lvlJc w:val="left"/>
+      <w:pPr>
+        <w:ind w:left="1800" w:hanging="360"/>
+      </w:pPr>
+      <w:rPr>
+        <w:rFonts w:ascii="Wingdings" w:hAnsi="Wingdings" w:hint="default"/>
+      </w:rPr>
+    </w:lvl>
+    <w:lvl w:ilvl="3" w:tplc="40090001" w:tentative="1">
+      <w:start w:val="1"/>
+      <w:numFmt w:val="bullet"/>
+      <w:lvlText w:val=""/>
+      <w:lvlJc w:val="left"/>
+      <w:pPr>
+        <w:ind w:left="2520" w:hanging="360"/>
+      </w:pPr>
+      <w:rPr>
+        <w:rFonts w:ascii="Symbol" w:hAnsi="Symbol" w:hint="default"/>
+      </w:rPr>
+    </w:lvl>
+    <w:lvl w:ilvl="4" w:tplc="40090003" w:tentative="1">
+      <w:start w:val="1"/>
+      <w:numFmt w:val="bullet"/>
+      <w:lvlText w:val="o"/>
+      <w:lvlJc w:val="left"/>
+      <w:pPr>
+        <w:ind w:left="3240" w:hanging="360"/>
+      </w:pPr>
+      <w:rPr>
+        <w:rFonts w:ascii="Courier New" w:hAnsi="Courier New" w:cs="Courier New" w:hint="default"/>
+      </w:rPr>
+    </w:lvl>
+    <w:lvl w:ilvl="5" w:tplc="40090005" w:tentative="1">
+      <w:start w:val="1"/>
+      <w:numFmt w:val="bullet"/>
+      <w:lvlText w:val=""/>
+      <w:lvlJc w:val="left"/>
+      <w:pPr>
+        <w:ind w:left="3960" w:hanging="360"/>
+      </w:pPr>
+      <w:rPr>
+        <w:rFonts w:ascii="Wingdings" w:hAnsi="Wingdings" w:hint="default"/>
+      </w:rPr>
+    </w:lvl>
+    <w:lvl w:ilvl="6" w:tplc="40090001" w:tentative="1">
+      <w:start w:val="1"/>
+      <w:numFmt w:val="bullet"/>
+      <w:lvlText w:val=""/>
+      <w:lvlJc w:val="left"/>
+      <w:pPr>
+        <w:ind w:left="4680" w:hanging="360"/>
+      </w:pPr>
+      <w:rPr>
+        <w:rFonts w:ascii="Symbol" w:hAnsi="Symbol" w:hint="default"/>
+      </w:rPr>
+    </w:lvl>
+    <w:lvl w:ilvl="7" w:tplc="40090003" w:tentative="1">
+      <w:start w:val="1"/>
+      <w:numFmt w:val="bullet"/>
+      <w:lvlText w:val="o"/>
+      <w:lvlJc w:val="left"/>
+      <w:pPr>
+        <w:ind w:left="5400" w:hanging="360"/>
+      </w:pPr>
+      <w:rPr>
+        <w:rFonts w:ascii="Courier New" w:hAnsi="Courier New" w:cs="Courier New" w:hint="default"/>
+      </w:rPr>
+    </w:lvl>
+    <w:lvl w:ilvl="8" w:tplc="40090005" w:tentative="1">
+      <w:start w:val="1"/>
+      <w:numFmt w:val="bullet"/>
+      <w:lvlText w:val=""/>
+      <w:lvlJc w:val="left"/>
+      <w:pPr>
+        <w:ind w:left="6120" w:hanging="360"/>
+      </w:pPr>
+      <w:rPr>
+        <w:rFonts w:ascii="Wingdings" w:hAnsi="Wingdings" w:hint="default"/>
+      </w:rPr>
+    </w:lvl>
+  </w:abstractNum>
+  <w:abstractNum w:abstractNumId="4">
+    <w:nsid w:val="4484354C"/>
+    <w:multiLevelType w:val="hybridMultilevel"/>
+    <w:tmpl w:val="BB7051AC"/>
+    <w:lvl w:ilvl="0" w:tplc="40090001">
+      <w:start w:val="1"/>
+      <w:numFmt w:val="bullet"/>
+      <w:lvlText w:val=""/>
+      <w:lvlJc w:val="left"/>
+      <w:pPr>
+        <w:ind w:left="1154" w:hanging="360"/>
+      </w:pPr>
+      <w:rPr>
+        <w:rFonts w:ascii="Symbol" w:hAnsi="Symbol" w:hint="default"/>
+      </w:rPr>
+    </w:lvl>
+    <w:lvl w:ilvl="1" w:tplc="C6E4A834">
+      <w:numFmt w:val="bullet"/>
+      <w:lvlText w:val="•"/>
+      <w:lvlJc w:val="left"/>
+      <w:pPr>
+        <w:ind w:left="1874" w:hanging="360"/>
+      </w:pPr>
+      <w:rPr>
+        <w:rFonts w:ascii="Calibri" w:eastAsia="Calibri" w:hAnsi="Calibri" w:cs="Calibri" w:hint="default"/>
+      </w:rPr>
+    </w:lvl>
+    <w:lvl w:ilvl="2" w:tplc="40090005" w:tentative="1">
+      <w:start w:val="1"/>
+      <w:numFmt w:val="bullet"/>
+      <w:lvlText w:val=""/>
+      <w:lvlJc w:val="left"/>
+      <w:pPr>
+        <w:ind w:left="2594" w:hanging="360"/>
+      </w:pPr>
+      <w:rPr>
+        <w:rFonts w:ascii="Wingdings" w:hAnsi="Wingdings" w:hint="default"/>
+      </w:rPr>
+    </w:lvl>
+    <w:lvl w:ilvl="3" w:tplc="40090001" w:tentative="1">
+      <w:start w:val="1"/>
+      <w:numFmt w:val="bullet"/>
+      <w:lvlText w:val=""/>
+      <w:lvlJc w:val="left"/>
+      <w:pPr>
+        <w:ind w:left="3314" w:hanging="360"/>
+      </w:pPr>
+      <w:rPr>
+        <w:rFonts w:ascii="Symbol" w:hAnsi="Symbol" w:hint="default"/>
+      </w:rPr>
+    </w:lvl>
+    <w:lvl w:ilvl="4" w:tplc="40090003" w:tentative="1">
+      <w:start w:val="1"/>
+      <w:numFmt w:val="bullet"/>
+      <w:lvlText w:val="o"/>
+      <w:lvlJc w:val="left"/>
+      <w:pPr>
+        <w:ind w:left="4034" w:hanging="360"/>
+      </w:pPr>
+      <w:rPr>
+        <w:rFonts w:ascii="Courier New" w:hAnsi="Courier New" w:cs="Courier New" w:hint="default"/>
+      </w:rPr>
+    </w:lvl>
+    <w:lvl w:ilvl="5" w:tplc="40090005" w:tentative="1">
+      <w:start w:val="1"/>
+      <w:numFmt w:val="bullet"/>
+      <w:lvlText w:val=""/>
+      <w:lvlJc w:val="left"/>
+      <w:pPr>
+        <w:ind w:left="4754" w:hanging="360"/>
+      </w:pPr>
+      <w:rPr>
+        <w:rFonts w:ascii="Wingdings" w:hAnsi="Wingdings" w:hint="default"/>
+      </w:rPr>
+    </w:lvl>
+    <w:lvl w:ilvl="6" w:tplc="40090001" w:tentative="1">
+      <w:start w:val="1"/>
+      <w:numFmt w:val="bullet"/>
+      <w:lvlText w:val=""/>
+      <w:lvlJc w:val="left"/>
+      <w:pPr>
+        <w:ind w:left="5474" w:hanging="360"/>
+      </w:pPr>
+      <w:rPr>
+        <w:rFonts w:ascii="Symbol" w:hAnsi="Symbol" w:hint="default"/>
+      </w:rPr>
+    </w:lvl>
+    <w:lvl w:ilvl="7" w:tplc="40090003" w:tentative="1">
+      <w:start w:val="1"/>
+      <w:numFmt w:val="bullet"/>
+      <w:lvlText w:val="o"/>
+      <w:lvlJc w:val="left"/>
+      <w:pPr>
+        <w:ind w:left="6194" w:hanging="360"/>
+      </w:pPr>
+      <w:rPr>
+        <w:rFonts w:ascii="Courier New" w:hAnsi="Courier New" w:cs="Courier New" w:hint="default"/>
+      </w:rPr>
+    </w:lvl>
+    <w:lvl w:ilvl="8" w:tplc="40090005" w:tentative="1">
+      <w:start w:val="1"/>
+      <w:numFmt w:val="bullet"/>
+      <w:lvlText w:val=""/>
+      <w:lvlJc w:val="left"/>
+      <w:pPr>
+        <w:ind w:left="6914" w:hanging="360"/>
+      </w:pPr>
+      <w:rPr>
+        <w:rFonts w:ascii="Wingdings" w:hAnsi="Wingdings" w:hint="default"/>
+      </w:rPr>
+    </w:lvl>
+  </w:abstractNum>
+  <w:abstractNum w:abstractNumId="5">
     <w:nsid w:val="46A611FA"/>
     <w:multiLevelType w:val="hybridMultilevel"/>
     <w:tmpl w:val="89BEB4C2"/>
@@ -1292,7 +1863,232 @@
       </w:rPr>
     </w:lvl>
   </w:abstractNum>
-  <w:abstractNum w:abstractNumId="2">
+  <w:abstractNum w:abstractNumId="6">
+    <w:nsid w:val="5EBE7A2C"/>
+    <w:multiLevelType w:val="hybridMultilevel"/>
+    <w:tmpl w:val="E25CA486"/>
+    <w:lvl w:ilvl="0" w:tplc="28C2E0A6">
+      <w:numFmt w:val="bullet"/>
+      <w:lvlText w:val="•"/>
+      <w:lvlJc w:val="left"/>
+      <w:pPr>
+        <w:ind w:left="1080" w:hanging="360"/>
+      </w:pPr>
+      <w:rPr>
+        <w:rFonts w:ascii="Times New Roman" w:eastAsia="Calibri" w:hAnsi="Times New Roman" w:cs="Times New Roman" w:hint="default"/>
+      </w:rPr>
+    </w:lvl>
+    <w:lvl w:ilvl="1" w:tplc="40090003" w:tentative="1">
+      <w:start w:val="1"/>
+      <w:numFmt w:val="bullet"/>
+      <w:lvlText w:val="o"/>
+      <w:lvlJc w:val="left"/>
+      <w:pPr>
+        <w:ind w:left="1800" w:hanging="360"/>
+      </w:pPr>
+      <w:rPr>
+        <w:rFonts w:ascii="Courier New" w:hAnsi="Courier New" w:cs="Courier New" w:hint="default"/>
+      </w:rPr>
+    </w:lvl>
+    <w:lvl w:ilvl="2" w:tplc="40090005" w:tentative="1">
+      <w:start w:val="1"/>
+      <w:numFmt w:val="bullet"/>
+      <w:lvlText w:val=""/>
+      <w:lvlJc w:val="left"/>
+      <w:pPr>
+        <w:ind w:left="2520" w:hanging="360"/>
+      </w:pPr>
+      <w:rPr>
+        <w:rFonts w:ascii="Wingdings" w:hAnsi="Wingdings" w:hint="default"/>
+      </w:rPr>
+    </w:lvl>
+    <w:lvl w:ilvl="3" w:tplc="40090001" w:tentative="1">
+      <w:start w:val="1"/>
+      <w:numFmt w:val="bullet"/>
+      <w:lvlText w:val=""/>
+      <w:lvlJc w:val="left"/>
+      <w:pPr>
+        <w:ind w:left="3240" w:hanging="360"/>
+      </w:pPr>
+      <w:rPr>
+        <w:rFonts w:ascii="Symbol" w:hAnsi="Symbol" w:hint="default"/>
+      </w:rPr>
+    </w:lvl>
+    <w:lvl w:ilvl="4" w:tplc="40090003" w:tentative="1">
+      <w:start w:val="1"/>
+      <w:numFmt w:val="bullet"/>
+      <w:lvlText w:val="o"/>
+      <w:lvlJc w:val="left"/>
+      <w:pPr>
+        <w:ind w:left="3960" w:hanging="360"/>
+      </w:pPr>
+      <w:rPr>
+        <w:rFonts w:ascii="Courier New" w:hAnsi="Courier New" w:cs="Courier New" w:hint="default"/>
+      </w:rPr>
+    </w:lvl>
+    <w:lvl w:ilvl="5" w:tplc="40090005" w:tentative="1">
+      <w:start w:val="1"/>
+      <w:numFmt w:val="bullet"/>
+      <w:lvlText w:val=""/>
+      <w:lvlJc w:val="left"/>
+      <w:pPr>
+        <w:ind w:left="4680" w:hanging="360"/>
+      </w:pPr>
+      <w:rPr>
+        <w:rFonts w:ascii="Wingdings" w:hAnsi="Wingdings" w:hint="default"/>
+      </w:rPr>
+    </w:lvl>
+    <w:lvl w:ilvl="6" w:tplc="40090001" w:tentative="1">
+      <w:start w:val="1"/>
+      <w:numFmt w:val="bullet"/>
+      <w:lvlText w:val=""/>
+      <w:lvlJc w:val="left"/>
+      <w:pPr>
+        <w:ind w:left="5400" w:hanging="360"/>
+      </w:pPr>
+      <w:rPr>
+        <w:rFonts w:ascii="Symbol" w:hAnsi="Symbol" w:hint="default"/>
+      </w:rPr>
+    </w:lvl>
+    <w:lvl w:ilvl="7" w:tplc="40090003" w:tentative="1">
+      <w:start w:val="1"/>
+      <w:numFmt w:val="bullet"/>
+      <w:lvlText w:val="o"/>
+      <w:lvlJc w:val="left"/>
+      <w:pPr>
+        <w:ind w:left="6120" w:hanging="360"/>
+      </w:pPr>
+      <w:rPr>
+        <w:rFonts w:ascii="Courier New" w:hAnsi="Courier New" w:cs="Courier New" w:hint="default"/>
+      </w:rPr>
+    </w:lvl>
+    <w:lvl w:ilvl="8" w:tplc="40090005" w:tentative="1">
+      <w:start w:val="1"/>
+      <w:numFmt w:val="bullet"/>
+      <w:lvlText w:val=""/>
+      <w:lvlJc w:val="left"/>
+      <w:pPr>
+        <w:ind w:left="6840" w:hanging="360"/>
+      </w:pPr>
+      <w:rPr>
+        <w:rFonts w:ascii="Wingdings" w:hAnsi="Wingdings" w:hint="default"/>
+      </w:rPr>
+    </w:lvl>
+  </w:abstractNum>
+  <w:abstractNum w:abstractNumId="7">
+    <w:nsid w:val="68152AD6"/>
+    <w:multiLevelType w:val="hybridMultilevel"/>
+    <w:tmpl w:val="3EB64180"/>
+    <w:lvl w:ilvl="0" w:tplc="40090001">
+      <w:start w:val="1"/>
+      <w:numFmt w:val="bullet"/>
+      <w:lvlText w:val=""/>
+      <w:lvlJc w:val="left"/>
+      <w:pPr>
+        <w:ind w:left="720" w:hanging="360"/>
+      </w:pPr>
+      <w:rPr>
+        <w:rFonts w:ascii="Symbol" w:hAnsi="Symbol" w:hint="default"/>
+      </w:rPr>
+    </w:lvl>
+    <w:lvl w:ilvl="1" w:tplc="40090003" w:tentative="1">
+      <w:start w:val="1"/>
+      <w:numFmt w:val="bullet"/>
+      <w:lvlText w:val="o"/>
+      <w:lvlJc w:val="left"/>
+      <w:pPr>
+        <w:ind w:left="1440" w:hanging="360"/>
+      </w:pPr>
+      <w:rPr>
+        <w:rFonts w:ascii="Courier New" w:hAnsi="Courier New" w:cs="Courier New" w:hint="default"/>
+      </w:rPr>
+    </w:lvl>
+    <w:lvl w:ilvl="2" w:tplc="40090005" w:tentative="1">
+      <w:start w:val="1"/>
+      <w:numFmt w:val="bullet"/>
+      <w:lvlText w:val=""/>
+      <w:lvlJc w:val="left"/>
+      <w:pPr>
+        <w:ind w:left="2160" w:hanging="360"/>
+      </w:pPr>
+      <w:rPr>
+        <w:rFonts w:ascii="Wingdings" w:hAnsi="Wingdings" w:hint="default"/>
+      </w:rPr>
+    </w:lvl>
+    <w:lvl w:ilvl="3" w:tplc="40090001" w:tentative="1">
+      <w:start w:val="1"/>
+      <w:numFmt w:val="bullet"/>
+      <w:lvlText w:val=""/>
+      <w:lvlJc w:val="left"/>
+      <w:pPr>
+        <w:ind w:left="2880" w:hanging="360"/>
+      </w:pPr>
+      <w:rPr>
+        <w:rFonts w:ascii="Symbol" w:hAnsi="Symbol" w:hint="default"/>
+      </w:rPr>
+    </w:lvl>
+    <w:lvl w:ilvl="4" w:tplc="40090003" w:tentative="1">
+      <w:start w:val="1"/>
+      <w:numFmt w:val="bullet"/>
+      <w:lvlText w:val="o"/>
+      <w:lvlJc w:val="left"/>
+      <w:pPr>
+        <w:ind w:left="3600" w:hanging="360"/>
+      </w:pPr>
+      <w:rPr>
+        <w:rFonts w:ascii="Courier New" w:hAnsi="Courier New" w:cs="Courier New" w:hint="default"/>
+      </w:rPr>
+    </w:lvl>
+    <w:lvl w:ilvl="5" w:tplc="40090005" w:tentative="1">
+      <w:start w:val="1"/>
+      <w:numFmt w:val="bullet"/>
+      <w:lvlText w:val=""/>
+      <w:lvlJc w:val="left"/>
+      <w:pPr>
+        <w:ind w:left="4320" w:hanging="360"/>
+      </w:pPr>
+      <w:rPr>
+        <w:rFonts w:ascii="Wingdings" w:hAnsi="Wingdings" w:hint="default"/>
+      </w:rPr>
+    </w:lvl>
+    <w:lvl w:ilvl="6" w:tplc="40090001" w:tentative="1">
+      <w:start w:val="1"/>
+      <w:numFmt w:val="bullet"/>
+      <w:lvlText w:val=""/>
+      <w:lvlJc w:val="left"/>
+      <w:pPr>
+        <w:ind w:left="5040" w:hanging="360"/>
+      </w:pPr>
+      <w:rPr>
+        <w:rFonts w:ascii="Symbol" w:hAnsi="Symbol" w:hint="default"/>
+      </w:rPr>
+    </w:lvl>
+    <w:lvl w:ilvl="7" w:tplc="40090003" w:tentative="1">
+      <w:start w:val="1"/>
+      <w:numFmt w:val="bullet"/>
+      <w:lvlText w:val="o"/>
+      <w:lvlJc w:val="left"/>
+      <w:pPr>
+        <w:ind w:left="5760" w:hanging="360"/>
+      </w:pPr>
+      <w:rPr>
+        <w:rFonts w:ascii="Courier New" w:hAnsi="Courier New" w:cs="Courier New" w:hint="default"/>
+      </w:rPr>
+    </w:lvl>
+    <w:lvl w:ilvl="8" w:tplc="40090005" w:tentative="1">
+      <w:start w:val="1"/>
+      <w:numFmt w:val="bullet"/>
+      <w:lvlText w:val=""/>
+      <w:lvlJc w:val="left"/>
+      <w:pPr>
+        <w:ind w:left="6480" w:hanging="360"/>
+      </w:pPr>
+      <w:rPr>
+        <w:rFonts w:ascii="Wingdings" w:hAnsi="Wingdings" w:hint="default"/>
+      </w:rPr>
+    </w:lvl>
+  </w:abstractNum>
+  <w:abstractNum w:abstractNumId="8">
     <w:nsid w:val="740C525A"/>
     <w:multiLevelType w:val="hybridMultilevel"/>
     <w:tmpl w:val="3B78D958"/>
@@ -1405,7 +2201,120 @@
       </w:rPr>
     </w:lvl>
   </w:abstractNum>
-  <w:abstractNum w:abstractNumId="3">
+  <w:abstractNum w:abstractNumId="9">
+    <w:nsid w:val="77C63EF8"/>
+    <w:multiLevelType w:val="hybridMultilevel"/>
+    <w:tmpl w:val="F3B0408E"/>
+    <w:lvl w:ilvl="0" w:tplc="40090001">
+      <w:start w:val="1"/>
+      <w:numFmt w:val="bullet"/>
+      <w:lvlText w:val=""/>
+      <w:lvlJc w:val="left"/>
+      <w:pPr>
+        <w:ind w:left="720" w:hanging="360"/>
+      </w:pPr>
+      <w:rPr>
+        <w:rFonts w:ascii="Symbol" w:hAnsi="Symbol" w:hint="default"/>
+      </w:rPr>
+    </w:lvl>
+    <w:lvl w:ilvl="1" w:tplc="40090003" w:tentative="1">
+      <w:start w:val="1"/>
+      <w:numFmt w:val="bullet"/>
+      <w:lvlText w:val="o"/>
+      <w:lvlJc w:val="left"/>
+      <w:pPr>
+        <w:ind w:left="1440" w:hanging="360"/>
+      </w:pPr>
+      <w:rPr>
+        <w:rFonts w:ascii="Courier New" w:hAnsi="Courier New" w:cs="Courier New" w:hint="default"/>
+      </w:rPr>
+    </w:lvl>
+    <w:lvl w:ilvl="2" w:tplc="40090005">
+      <w:start w:val="1"/>
+      <w:numFmt w:val="bullet"/>
+      <w:lvlText w:val=""/>
+      <w:lvlJc w:val="left"/>
+      <w:pPr>
+        <w:ind w:left="2160" w:hanging="360"/>
+      </w:pPr>
+      <w:rPr>
+        <w:rFonts w:ascii="Wingdings" w:hAnsi="Wingdings" w:hint="default"/>
+      </w:rPr>
+    </w:lvl>
+    <w:lvl w:ilvl="3" w:tplc="40090001" w:tentative="1">
+      <w:start w:val="1"/>
+      <w:numFmt w:val="bullet"/>
+      <w:lvlText w:val=""/>
+      <w:lvlJc w:val="left"/>
+      <w:pPr>
+        <w:ind w:left="2880" w:hanging="360"/>
+      </w:pPr>
+      <w:rPr>
+        <w:rFonts w:ascii="Symbol" w:hAnsi="Symbol" w:hint="default"/>
+      </w:rPr>
+    </w:lvl>
+    <w:lvl w:ilvl="4" w:tplc="40090003" w:tentative="1">
+      <w:start w:val="1"/>
+      <w:numFmt w:val="bullet"/>
+      <w:lvlText w:val="o"/>
+      <w:lvlJc w:val="left"/>
+      <w:pPr>
+        <w:ind w:left="3600" w:hanging="360"/>
+      </w:pPr>
+      <w:rPr>
+        <w:rFonts w:ascii="Courier New" w:hAnsi="Courier New" w:cs="Courier New" w:hint="default"/>
+      </w:rPr>
+    </w:lvl>
+    <w:lvl w:ilvl="5" w:tplc="40090005" w:tentative="1">
+      <w:start w:val="1"/>
+      <w:numFmt w:val="bullet"/>
+      <w:lvlText w:val=""/>
+      <w:lvlJc w:val="left"/>
+      <w:pPr>
+        <w:ind w:left="4320" w:hanging="360"/>
+      </w:pPr>
+      <w:rPr>
+        <w:rFonts w:ascii="Wingdings" w:hAnsi="Wingdings" w:hint="default"/>
+      </w:rPr>
+    </w:lvl>
+    <w:lvl w:ilvl="6" w:tplc="40090001" w:tentative="1">
+      <w:start w:val="1"/>
+      <w:numFmt w:val="bullet"/>
+      <w:lvlText w:val=""/>
+      <w:lvlJc w:val="left"/>
+      <w:pPr>
+        <w:ind w:left="5040" w:hanging="360"/>
+      </w:pPr>
+      <w:rPr>
+        <w:rFonts w:ascii="Symbol" w:hAnsi="Symbol" w:hint="default"/>
+      </w:rPr>
+    </w:lvl>
+    <w:lvl w:ilvl="7" w:tplc="40090003" w:tentative="1">
+      <w:start w:val="1"/>
+      <w:numFmt w:val="bullet"/>
+      <w:lvlText w:val="o"/>
+      <w:lvlJc w:val="left"/>
+      <w:pPr>
+        <w:ind w:left="5760" w:hanging="360"/>
+      </w:pPr>
+      <w:rPr>
+        <w:rFonts w:ascii="Courier New" w:hAnsi="Courier New" w:cs="Courier New" w:hint="default"/>
+      </w:rPr>
+    </w:lvl>
+    <w:lvl w:ilvl="8" w:tplc="40090005" w:tentative="1">
+      <w:start w:val="1"/>
+      <w:numFmt w:val="bullet"/>
+      <w:lvlText w:val=""/>
+      <w:lvlJc w:val="left"/>
+      <w:pPr>
+        <w:ind w:left="6480" w:hanging="360"/>
+      </w:pPr>
+      <w:rPr>
+        <w:rFonts w:ascii="Wingdings" w:hAnsi="Wingdings" w:hint="default"/>
+      </w:rPr>
+    </w:lvl>
+  </w:abstractNum>
+  <w:abstractNum w:abstractNumId="10">
     <w:nsid w:val="796032F9"/>
     <w:multiLevelType w:val="hybridMultilevel"/>
     <w:tmpl w:val="54C45334"/>
@@ -1518,7 +2427,7 @@
       </w:rPr>
     </w:lvl>
   </w:abstractNum>
-  <w:abstractNum w:abstractNumId="4">
+  <w:abstractNum w:abstractNumId="11">
     <w:nsid w:val="7EB12C51"/>
     <w:multiLevelType w:val="hybridMultilevel"/>
     <w:tmpl w:val="2ADE12EA"/>
@@ -1631,19 +2540,40 @@
     </w:lvl>
   </w:abstractNum>
   <w:num w:numId="1">
-    <w:abstractNumId w:val="3"/>
+    <w:abstractNumId w:val="10"/>
   </w:num>
   <w:num w:numId="2">
+    <w:abstractNumId w:val="11"/>
+  </w:num>
+  <w:num w:numId="3">
+    <w:abstractNumId w:val="8"/>
+  </w:num>
+  <w:num w:numId="4">
+    <w:abstractNumId w:val="1"/>
+  </w:num>
+  <w:num w:numId="5">
+    <w:abstractNumId w:val="5"/>
+  </w:num>
+  <w:num w:numId="6">
     <w:abstractNumId w:val="4"/>
   </w:num>
-  <w:num w:numId="3">
+  <w:num w:numId="7">
+    <w:abstractNumId w:val="9"/>
+  </w:num>
+  <w:num w:numId="8">
+    <w:abstractNumId w:val="7"/>
+  </w:num>
+  <w:num w:numId="9">
     <w:abstractNumId w:val="2"/>
   </w:num>
-  <w:num w:numId="4">
+  <w:num w:numId="10">
+    <w:abstractNumId w:val="6"/>
+  </w:num>
+  <w:num w:numId="11">
     <w:abstractNumId w:val="0"/>
   </w:num>
-  <w:num w:numId="5">
-    <w:abstractNumId w:val="1"/>
+  <w:num w:numId="12">
+    <w:abstractNumId w:val="3"/>
   </w:num>
 </w:numbering>
 </file>
@@ -2049,6 +2979,31 @@
       <w:color w:val="000000"/>
     </w:rPr>
   </w:style>
+  <w:style w:type="paragraph" w:styleId="Heading2">
+    <w:name w:val="heading 2"/>
+    <w:basedOn w:val="Normal"/>
+    <w:next w:val="Normal"/>
+    <w:link w:val="Heading2Char"/>
+    <w:uiPriority w:val="9"/>
+    <w:unhideWhenUsed/>
+    <w:qFormat/>
+    <w:rsid w:val="009B7DEA"/>
+    <w:pPr>
+      <w:keepNext/>
+      <w:keepLines/>
+      <w:spacing w:before="200"/>
+      <w:outlineLvl w:val="1"/>
+    </w:pPr>
+    <w:rPr>
+      <w:rFonts w:asciiTheme="majorHAnsi" w:eastAsiaTheme="majorEastAsia" w:hAnsiTheme="majorHAnsi" w:cstheme="majorBidi"/>
+      <w:b/>
+      <w:bCs/>
+      <w:color w:val="003366"/>
+      <w:sz w:val="26"/>
+      <w:szCs w:val="26"/>
+      <w:lang w:val="en-US" w:eastAsia="en-US"/>
+    </w:rPr>
+  </w:style>
   <w:style w:type="character" w:default="1" w:styleId="DefaultParagraphFont">
     <w:name w:val="Default Paragraph Font"/>
     <w:uiPriority w:val="1"/>
@@ -2180,6 +3135,60 @@
       <w:color w:val="000000"/>
       <w:sz w:val="18"/>
       <w:szCs w:val="18"/>
+    </w:rPr>
+  </w:style>
+  <w:style w:type="paragraph" w:styleId="Caption">
+    <w:name w:val="caption"/>
+    <w:basedOn w:val="Normal"/>
+    <w:next w:val="Normal"/>
+    <w:uiPriority w:val="35"/>
+    <w:unhideWhenUsed/>
+    <w:qFormat/>
+    <w:rsid w:val="00042B81"/>
+    <w:pPr>
+      <w:spacing w:after="200" w:line="240" w:lineRule="auto"/>
+    </w:pPr>
+    <w:rPr>
+      <w:i/>
+      <w:iCs/>
+      <w:color w:val="44546A" w:themeColor="text2"/>
+      <w:sz w:val="18"/>
+      <w:szCs w:val="18"/>
+    </w:rPr>
+  </w:style>
+  <w:style w:type="paragraph" w:styleId="ListBullet">
+    <w:name w:val="List Bullet"/>
+    <w:basedOn w:val="Normal"/>
+    <w:uiPriority w:val="99"/>
+    <w:unhideWhenUsed/>
+    <w:rsid w:val="009B7DEA"/>
+    <w:pPr>
+      <w:numPr>
+        <w:numId w:val="11"/>
+      </w:numPr>
+      <w:spacing w:after="200"/>
+      <w:contextualSpacing/>
+    </w:pPr>
+    <w:rPr>
+      <w:rFonts w:eastAsiaTheme="minorEastAsia" w:cstheme="minorBidi"/>
+      <w:color w:val="333333"/>
+      <w:lang w:val="en-US" w:eastAsia="en-US"/>
+    </w:rPr>
+  </w:style>
+  <w:style w:type="character" w:customStyle="1" w:styleId="Heading2Char">
+    <w:name w:val="Heading 2 Char"/>
+    <w:basedOn w:val="DefaultParagraphFont"/>
+    <w:link w:val="Heading2"/>
+    <w:uiPriority w:val="9"/>
+    <w:rsid w:val="009B7DEA"/>
+    <w:rPr>
+      <w:rFonts w:asciiTheme="majorHAnsi" w:eastAsiaTheme="majorEastAsia" w:hAnsiTheme="majorHAnsi" w:cstheme="majorBidi"/>
+      <w:b/>
+      <w:bCs/>
+      <w:color w:val="003366"/>
+      <w:sz w:val="26"/>
+      <w:szCs w:val="26"/>
+      <w:lang w:val="en-US" w:eastAsia="en-US"/>
     </w:rPr>
   </w:style>
 </w:styles>
